--- a/docs/LDBP_PRD.docx
+++ b/docs/LDBP_PRD.docx
@@ -611,26 +611,7 @@
                 <w:szCs w:val="20"/>
                 <w:rtl w:val="0"/>
               </w:rPr>
-              <w:t xml:space="preserve">.0.0 (ldbp_api_v</w:t>
-            </w:r>
-            <w:r>
-              <w:rPr>
-                <w:color w:val="1a1a2e"/>
-                <w:sz w:val="20"/>
-                <w:szCs w:val="20"/>
-                <w:rtl w:val="0"/>
-              </w:rPr>
-              <w:t xml:space="preserve">1</w:t>
-            </w:r>
-            <w:r>
-              <w:rPr>
-                <w:rFonts w:ascii="Arial" w:cs="Arial" w:eastAsia="Arial" w:hAnsi="Arial"/>
-                <w:color w:val="1a1a2e"/>
-                <w:sz w:val="20"/>
-                <w:szCs w:val="20"/>
-                <w:rtl w:val="0"/>
-              </w:rPr>
-              <w:t xml:space="preserve">.yaml)</w:t>
+              <w:t xml:space="preserve">.0.0 (ldbp_api.yaml)</w:t>
             </w:r>
             <w:r>
               <w:rPr>
@@ -16900,24 +16881,7 @@
           <w:szCs w:val="22"/>
           <w:rtl w:val="0"/>
         </w:rPr>
-        <w:t xml:space="preserve">Full specifications are defined in ldbp_api_v</w:t>
-      </w:r>
-      <w:r>
-        <w:rPr>
-          <w:color w:val="1a1a2e"/>
-          <w:rtl w:val="0"/>
-        </w:rPr>
-        <w:t xml:space="preserve">1</w:t>
-      </w:r>
-      <w:r>
-        <w:rPr>
-          <w:rFonts w:ascii="Arial" w:cs="Arial" w:eastAsia="Arial" w:hAnsi="Arial"/>
-          <w:color w:val="1a1a2e"/>
-          <w:sz w:val="22"/>
-          <w:szCs w:val="22"/>
-          <w:rtl w:val="0"/>
-        </w:rPr>
-        <w:t xml:space="preserve">.yaml. This section provides the authoritative endpoint inventory and key behavioral contracts for engineering planning purposes.</w:t>
+        <w:t xml:space="preserve">Full specifications are defined in ldbp_api.yaml. This section provides the authoritative endpoint inventory and key behavioral contracts for engineering planning purposes.</w:t>
       </w:r>
       <w:r>
         <w:rPr>
@@ -19520,7 +19484,7 @@
             </w:pPr>
             <w:sdt>
               <w:sdtPr>
-                <w:id w:val="-125512330"/>
+                <w:id w:val="-142477855"/>
                 <w:tag w:val="goog_rdk_0"/>
               </w:sdtPr>
               <w:sdtContent>
@@ -19756,7 +19720,7 @@
             </w:pPr>
             <w:sdt>
               <w:sdtPr>
-                <w:id w:val="1501976756"/>
+                <w:id w:val="-600811847"/>
                 <w:tag w:val="goog_rdk_1"/>
               </w:sdtPr>
               <w:sdtContent>
@@ -19832,7 +19796,7 @@
             </w:r>
             <w:sdt>
               <w:sdtPr>
-                <w:id w:val="-1497603632"/>
+                <w:id w:val="212647510"/>
                 <w:tag w:val="goog_rdk_2"/>
               </w:sdtPr>
               <w:sdtContent>
@@ -19906,7 +19870,7 @@
             </w:pPr>
             <w:sdt>
               <w:sdtPr>
-                <w:id w:val="2106639666"/>
+                <w:id w:val="1329392290"/>
                 <w:tag w:val="goog_rdk_3"/>
               </w:sdtPr>
               <w:sdtContent>
@@ -20042,7 +20006,7 @@
             </w:r>
             <w:sdt>
               <w:sdtPr>
-                <w:id w:val="409776884"/>
+                <w:id w:val="-575120297"/>
                 <w:tag w:val="goog_rdk_4"/>
               </w:sdtPr>
               <w:sdtContent>
@@ -21412,7 +21376,7 @@
             </w:pPr>
             <w:sdt>
               <w:sdtPr>
-                <w:id w:val="-1949129421"/>
+                <w:id w:val="-751268592"/>
                 <w:tag w:val="goog_rdk_5"/>
               </w:sdtPr>
               <w:sdtContent>
@@ -32527,7 +32491,7 @@
             </w:pPr>
             <w:sdt>
               <w:sdtPr>
-                <w:id w:val="1536478663"/>
+                <w:id w:val="933310513"/>
                 <w:tag w:val="goog_rdk_6"/>
               </w:sdtPr>
               <w:sdtContent>
@@ -34903,7 +34867,7 @@
             </w:r>
             <w:sdt>
               <w:sdtPr>
-                <w:id w:val="-566816881"/>
+                <w:id w:val="-484344748"/>
                 <w:tag w:val="goog_rdk_7"/>
               </w:sdtPr>
               <w:sdtContent>
@@ -34953,7 +34917,7 @@
             </w:r>
             <w:sdt>
               <w:sdtPr>
-                <w:id w:val="-1611109603"/>
+                <w:id w:val="503563120"/>
                 <w:tag w:val="goog_rdk_8"/>
               </w:sdtPr>
               <w:sdtContent>

--- a/docs/LDBP_PRD.docx
+++ b/docs/LDBP_PRD.docx
@@ -1594,7 +1594,6 @@
           <w:sz w:val="22"/>
           <w:szCs w:val="22"/>
           <w:u w:val="none"/>
-          <w:shd w:fill="auto" w:val="clear"/>
           <w:vertAlign w:val="baseline"/>
           <w:rtl w:val="0"/>
         </w:rPr>
@@ -1642,7 +1641,6 @@
           <w:sz w:val="22"/>
           <w:szCs w:val="22"/>
           <w:u w:val="none"/>
-          <w:shd w:fill="auto" w:val="clear"/>
           <w:vertAlign w:val="baseline"/>
           <w:rtl w:val="0"/>
         </w:rPr>
@@ -1690,7 +1688,6 @@
           <w:sz w:val="22"/>
           <w:szCs w:val="22"/>
           <w:u w:val="none"/>
-          <w:shd w:fill="auto" w:val="clear"/>
           <w:vertAlign w:val="baseline"/>
           <w:rtl w:val="0"/>
         </w:rPr>
@@ -1738,7 +1735,6 @@
           <w:sz w:val="22"/>
           <w:szCs w:val="22"/>
           <w:u w:val="none"/>
-          <w:shd w:fill="auto" w:val="clear"/>
           <w:vertAlign w:val="baseline"/>
           <w:rtl w:val="0"/>
         </w:rPr>
@@ -1786,7 +1782,6 @@
           <w:sz w:val="22"/>
           <w:szCs w:val="22"/>
           <w:u w:val="none"/>
-          <w:shd w:fill="auto" w:val="clear"/>
           <w:vertAlign w:val="baseline"/>
           <w:rtl w:val="0"/>
         </w:rPr>
@@ -2816,7 +2811,6 @@
           <w:sz w:val="22"/>
           <w:szCs w:val="22"/>
           <w:u w:val="none"/>
-          <w:shd w:fill="auto" w:val="clear"/>
           <w:vertAlign w:val="baseline"/>
           <w:rtl w:val="0"/>
         </w:rPr>
@@ -2835,7 +2829,6 @@
           <w:sz w:val="22"/>
           <w:szCs w:val="22"/>
           <w:u w:val="none"/>
-          <w:shd w:fill="auto" w:val="clear"/>
           <w:vertAlign w:val="baseline"/>
           <w:rtl w:val="0"/>
         </w:rPr>
@@ -2882,7 +2875,6 @@
           <w:sz w:val="22"/>
           <w:szCs w:val="22"/>
           <w:u w:val="none"/>
-          <w:shd w:fill="auto" w:val="clear"/>
           <w:vertAlign w:val="baseline"/>
           <w:rtl w:val="0"/>
         </w:rPr>
@@ -2901,7 +2893,6 @@
           <w:sz w:val="22"/>
           <w:szCs w:val="22"/>
           <w:u w:val="none"/>
-          <w:shd w:fill="auto" w:val="clear"/>
           <w:vertAlign w:val="baseline"/>
           <w:rtl w:val="0"/>
         </w:rPr>
@@ -2948,7 +2939,6 @@
           <w:sz w:val="22"/>
           <w:szCs w:val="22"/>
           <w:u w:val="none"/>
-          <w:shd w:fill="auto" w:val="clear"/>
           <w:vertAlign w:val="baseline"/>
           <w:rtl w:val="0"/>
         </w:rPr>
@@ -2967,7 +2957,6 @@
           <w:sz w:val="22"/>
           <w:szCs w:val="22"/>
           <w:u w:val="none"/>
-          <w:shd w:fill="auto" w:val="clear"/>
           <w:vertAlign w:val="baseline"/>
           <w:rtl w:val="0"/>
         </w:rPr>
@@ -3014,7 +3003,6 @@
           <w:sz w:val="22"/>
           <w:szCs w:val="22"/>
           <w:u w:val="none"/>
-          <w:shd w:fill="auto" w:val="clear"/>
           <w:vertAlign w:val="baseline"/>
           <w:rtl w:val="0"/>
         </w:rPr>
@@ -3033,7 +3021,6 @@
           <w:sz w:val="22"/>
           <w:szCs w:val="22"/>
           <w:u w:val="none"/>
-          <w:shd w:fill="auto" w:val="clear"/>
           <w:vertAlign w:val="baseline"/>
           <w:rtl w:val="0"/>
         </w:rPr>
@@ -3059,7 +3046,6 @@
           <w:sz w:val="22"/>
           <w:szCs w:val="22"/>
           <w:u w:val="none"/>
-          <w:shd w:fill="auto" w:val="clear"/>
           <w:vertAlign w:val="baseline"/>
           <w:rtl w:val="0"/>
         </w:rPr>
@@ -3085,7 +3071,6 @@
           <w:sz w:val="22"/>
           <w:szCs w:val="22"/>
           <w:u w:val="none"/>
-          <w:shd w:fill="auto" w:val="clear"/>
           <w:vertAlign w:val="baseline"/>
           <w:rtl w:val="0"/>
         </w:rPr>
@@ -3179,17 +3164,7 @@
           <w:szCs w:val="22"/>
           <w:rtl w:val="0"/>
         </w:rPr>
-        <w:t xml:space="preserve"> </w:t>
-      </w:r>
-      <w:r>
-        <w:rPr>
-          <w:rFonts w:ascii="Arial" w:cs="Arial" w:eastAsia="Arial" w:hAnsi="Arial"/>
-          <w:color w:val="1a1a2e"/>
-          <w:sz w:val="22"/>
-          <w:szCs w:val="22"/>
-          <w:rtl w:val="0"/>
-        </w:rPr>
-        <w:t xml:space="preserve">(</w:t>
+        <w:t xml:space="preserve"> (</w:t>
       </w:r>
       <w:r>
         <w:rPr>
@@ -5137,19 +5112,16 @@
           <w:p>
             <w:pPr>
               <w:spacing w:after="0" w:before="0" w:lineRule="auto"/>
-              <w:rPr>
-                <w:highlight w:val="yellow"/>
-              </w:rPr>
-            </w:pPr>
-            <w:r>
-              <w:rPr>
-                <w:rFonts w:ascii="Arial" w:cs="Arial" w:eastAsia="Arial" w:hAnsi="Arial"/>
-                <w:b w:val="0"/>
-                <w:bCs w:val="0"/>
-                <w:color w:val="1a1a2e"/>
-                <w:sz w:val="20"/>
-                <w:szCs w:val="20"/>
-                <w:highlight w:val="yellow"/>
+              <w:rPr/>
+            </w:pPr>
+            <w:r>
+              <w:rPr>
+                <w:rFonts w:ascii="Arial" w:cs="Arial" w:eastAsia="Arial" w:hAnsi="Arial"/>
+                <w:b w:val="0"/>
+                <w:bCs w:val="0"/>
+                <w:color w:val="1a1a2e"/>
+                <w:sz w:val="20"/>
+                <w:szCs w:val="20"/>
                 <w:rtl w:val="0"/>
               </w:rPr>
               <w:t xml:space="preserve">Bank API Architect</w:t>
@@ -5180,19 +5152,16 @@
           <w:p>
             <w:pPr>
               <w:spacing w:after="0" w:before="0" w:lineRule="auto"/>
-              <w:rPr>
-                <w:highlight w:val="yellow"/>
-              </w:rPr>
-            </w:pPr>
-            <w:r>
-              <w:rPr>
-                <w:rFonts w:ascii="Arial" w:cs="Arial" w:eastAsia="Arial" w:hAnsi="Arial"/>
-                <w:b w:val="0"/>
-                <w:bCs w:val="0"/>
-                <w:color w:val="1a1a2e"/>
-                <w:sz w:val="20"/>
-                <w:szCs w:val="20"/>
-                <w:highlight w:val="yellow"/>
+              <w:rPr/>
+            </w:pPr>
+            <w:r>
+              <w:rPr>
+                <w:rFonts w:ascii="Arial" w:cs="Arial" w:eastAsia="Arial" w:hAnsi="Arial"/>
+                <w:b w:val="0"/>
+                <w:bCs w:val="0"/>
+                <w:color w:val="1a1a2e"/>
+                <w:sz w:val="20"/>
+                <w:szCs w:val="20"/>
                 <w:rtl w:val="0"/>
               </w:rPr>
               <w:t xml:space="preserve">Technical lead at a US retail bank responsible for developer interfaces and 1033 compliance posture.</w:t>
@@ -5223,19 +5192,16 @@
           <w:p>
             <w:pPr>
               <w:spacing w:after="0" w:before="0" w:lineRule="auto"/>
-              <w:rPr>
-                <w:highlight w:val="yellow"/>
-              </w:rPr>
-            </w:pPr>
-            <w:r>
-              <w:rPr>
-                <w:rFonts w:ascii="Arial" w:cs="Arial" w:eastAsia="Arial" w:hAnsi="Arial"/>
-                <w:b w:val="0"/>
-                <w:bCs w:val="0"/>
-                <w:color w:val="1a1a2e"/>
-                <w:sz w:val="20"/>
-                <w:szCs w:val="20"/>
-                <w:highlight w:val="yellow"/>
+              <w:rPr/>
+            </w:pPr>
+            <w:r>
+              <w:rPr>
+                <w:rFonts w:ascii="Arial" w:cs="Arial" w:eastAsia="Arial" w:hAnsi="Arial"/>
+                <w:b w:val="0"/>
+                <w:bCs w:val="0"/>
+                <w:color w:val="1a1a2e"/>
+                <w:sz w:val="20"/>
+                <w:szCs w:val="20"/>
                 <w:rtl w:val="0"/>
               </w:rPr>
               <w:t xml:space="preserve">A compliant, low-LOE API gateway spec they can implement on top of FIS/Fiserv/Jack Henry without a core replacement project.</w:t>
@@ -5272,19 +5238,16 @@
           <w:p>
             <w:pPr>
               <w:spacing w:after="0" w:before="0" w:lineRule="auto"/>
-              <w:rPr>
-                <w:highlight w:val="yellow"/>
-              </w:rPr>
-            </w:pPr>
-            <w:r>
-              <w:rPr>
-                <w:rFonts w:ascii="Arial" w:cs="Arial" w:eastAsia="Arial" w:hAnsi="Arial"/>
-                <w:b w:val="0"/>
-                <w:bCs w:val="0"/>
-                <w:color w:val="1a1a2e"/>
-                <w:sz w:val="20"/>
-                <w:szCs w:val="20"/>
-                <w:highlight w:val="yellow"/>
+              <w:rPr/>
+            </w:pPr>
+            <w:r>
+              <w:rPr>
+                <w:rFonts w:ascii="Arial" w:cs="Arial" w:eastAsia="Arial" w:hAnsi="Arial"/>
+                <w:b w:val="0"/>
+                <w:bCs w:val="0"/>
+                <w:color w:val="1a1a2e"/>
+                <w:sz w:val="20"/>
+                <w:szCs w:val="20"/>
                 <w:rtl w:val="0"/>
               </w:rPr>
               <w:t xml:space="preserve">Finance App Developer</w:t>
@@ -5315,19 +5278,16 @@
           <w:p>
             <w:pPr>
               <w:spacing w:after="0" w:before="0" w:lineRule="auto"/>
-              <w:rPr>
-                <w:highlight w:val="yellow"/>
-              </w:rPr>
-            </w:pPr>
-            <w:r>
-              <w:rPr>
-                <w:rFonts w:ascii="Arial" w:cs="Arial" w:eastAsia="Arial" w:hAnsi="Arial"/>
-                <w:b w:val="0"/>
-                <w:bCs w:val="0"/>
-                <w:color w:val="1a1a2e"/>
-                <w:sz w:val="20"/>
-                <w:szCs w:val="20"/>
-                <w:highlight w:val="yellow"/>
+              <w:rPr/>
+            </w:pPr>
+            <w:r>
+              <w:rPr>
+                <w:rFonts w:ascii="Arial" w:cs="Arial" w:eastAsia="Arial" w:hAnsi="Arial"/>
+                <w:b w:val="0"/>
+                <w:bCs w:val="0"/>
+                <w:color w:val="1a1a2e"/>
+                <w:sz w:val="20"/>
+                <w:szCs w:val="20"/>
                 <w:rtl w:val="0"/>
               </w:rPr>
               <w:t xml:space="preserve">Engineer at any payment processor, P2P app, BNPL provider, investment platform, or gig economy wallet connecting to an LDBP-compliant bank. Finance Apps are consumers of the LDBP interface, not implementers of it.</w:t>
@@ -5358,19 +5318,16 @@
           <w:p>
             <w:pPr>
               <w:spacing w:after="0" w:before="0" w:lineRule="auto"/>
-              <w:rPr>
-                <w:highlight w:val="yellow"/>
-              </w:rPr>
-            </w:pPr>
-            <w:r>
-              <w:rPr>
-                <w:rFonts w:ascii="Arial" w:cs="Arial" w:eastAsia="Arial" w:hAnsi="Arial"/>
-                <w:b w:val="0"/>
-                <w:bCs w:val="0"/>
-                <w:color w:val="1a1a2e"/>
-                <w:sz w:val="20"/>
-                <w:szCs w:val="20"/>
-                <w:highlight w:val="yellow"/>
+              <w:rPr/>
+            </w:pPr>
+            <w:r>
+              <w:rPr>
+                <w:rFonts w:ascii="Arial" w:cs="Arial" w:eastAsia="Arial" w:hAnsi="Arial"/>
+                <w:b w:val="0"/>
+                <w:bCs w:val="0"/>
+                <w:color w:val="1a1a2e"/>
+                <w:sz w:val="20"/>
+                <w:szCs w:val="20"/>
                 <w:rtl w:val="0"/>
               </w:rPr>
               <w:t xml:space="preserve">A standard Boolean verification API contract that works identically regardless of which LDBP-compliant bank is connected. Reduces data liability and NSF decline rates without app-side protocol changes.</w:t>
@@ -5407,19 +5364,16 @@
           <w:p>
             <w:pPr>
               <w:spacing w:after="0" w:before="0" w:lineRule="auto"/>
-              <w:rPr>
-                <w:highlight w:val="yellow"/>
-              </w:rPr>
-            </w:pPr>
-            <w:r>
-              <w:rPr>
-                <w:rFonts w:ascii="Arial" w:cs="Arial" w:eastAsia="Arial" w:hAnsi="Arial"/>
-                <w:b w:val="0"/>
-                <w:bCs w:val="0"/>
-                <w:color w:val="1a1a2e"/>
-                <w:sz w:val="20"/>
-                <w:szCs w:val="20"/>
-                <w:highlight w:val="yellow"/>
+              <w:rPr/>
+            </w:pPr>
+            <w:r>
+              <w:rPr>
+                <w:rFonts w:ascii="Arial" w:cs="Arial" w:eastAsia="Arial" w:hAnsi="Arial"/>
+                <w:b w:val="0"/>
+                <w:bCs w:val="0"/>
+                <w:color w:val="1a1a2e"/>
+                <w:sz w:val="20"/>
+                <w:szCs w:val="20"/>
                 <w:rtl w:val="0"/>
               </w:rPr>
               <w:t xml:space="preserve">Bank Compliance Officer</w:t>
@@ -5450,19 +5404,16 @@
           <w:p>
             <w:pPr>
               <w:spacing w:after="0" w:before="0" w:lineRule="auto"/>
-              <w:rPr>
-                <w:highlight w:val="yellow"/>
-              </w:rPr>
-            </w:pPr>
-            <w:r>
-              <w:rPr>
-                <w:rFonts w:ascii="Arial" w:cs="Arial" w:eastAsia="Arial" w:hAnsi="Arial"/>
-                <w:b w:val="0"/>
-                <w:bCs w:val="0"/>
-                <w:color w:val="1a1a2e"/>
-                <w:sz w:val="20"/>
-                <w:szCs w:val="20"/>
-                <w:highlight w:val="yellow"/>
+              <w:rPr/>
+            </w:pPr>
+            <w:r>
+              <w:rPr>
+                <w:rFonts w:ascii="Arial" w:cs="Arial" w:eastAsia="Arial" w:hAnsi="Arial"/>
+                <w:b w:val="0"/>
+                <w:bCs w:val="0"/>
+                <w:color w:val="1a1a2e"/>
+                <w:sz w:val="20"/>
+                <w:szCs w:val="20"/>
                 <w:rtl w:val="0"/>
               </w:rPr>
               <w:t xml:space="preserve">Regulatory and legal stakeholder responsible for CFPB 1033, GDPR, PSD3, and Reg E posture.</w:t>
@@ -5493,19 +5444,16 @@
           <w:p>
             <w:pPr>
               <w:spacing w:after="0" w:before="0" w:lineRule="auto"/>
-              <w:rPr>
-                <w:highlight w:val="yellow"/>
-              </w:rPr>
-            </w:pPr>
-            <w:r>
-              <w:rPr>
-                <w:rFonts w:ascii="Arial" w:cs="Arial" w:eastAsia="Arial" w:hAnsi="Arial"/>
-                <w:b w:val="0"/>
-                <w:bCs w:val="0"/>
-                <w:color w:val="1a1a2e"/>
-                <w:sz w:val="20"/>
-                <w:szCs w:val="20"/>
-                <w:highlight w:val="yellow"/>
+              <w:rPr/>
+            </w:pPr>
+            <w:r>
+              <w:rPr>
+                <w:rFonts w:ascii="Arial" w:cs="Arial" w:eastAsia="Arial" w:hAnsi="Arial"/>
+                <w:b w:val="0"/>
+                <w:bCs w:val="0"/>
+                <w:color w:val="1a1a2e"/>
+                <w:sz w:val="20"/>
+                <w:szCs w:val="20"/>
                 <w:rtl w:val="0"/>
               </w:rPr>
               <w:t xml:space="preserve">A documented technical mapping between LDBP protocol behaviors and specific regulatory requirements.</w:t>
@@ -5542,19 +5490,16 @@
           <w:p>
             <w:pPr>
               <w:spacing w:after="0" w:before="0" w:lineRule="auto"/>
-              <w:rPr>
-                <w:highlight w:val="yellow"/>
-              </w:rPr>
-            </w:pPr>
-            <w:r>
-              <w:rPr>
-                <w:rFonts w:ascii="Arial" w:cs="Arial" w:eastAsia="Arial" w:hAnsi="Arial"/>
-                <w:b w:val="0"/>
-                <w:bCs w:val="0"/>
-                <w:color w:val="1a1a2e"/>
-                <w:sz w:val="20"/>
-                <w:szCs w:val="20"/>
-                <w:highlight w:val="yellow"/>
+              <w:rPr/>
+            </w:pPr>
+            <w:r>
+              <w:rPr>
+                <w:rFonts w:ascii="Arial" w:cs="Arial" w:eastAsia="Arial" w:hAnsi="Arial"/>
+                <w:b w:val="0"/>
+                <w:bCs w:val="0"/>
+                <w:color w:val="1a1a2e"/>
+                <w:sz w:val="20"/>
+                <w:szCs w:val="20"/>
                 <w:rtl w:val="0"/>
               </w:rPr>
               <w:t xml:space="preserve">End Consumer</w:t>
@@ -5585,19 +5530,16 @@
           <w:p>
             <w:pPr>
               <w:spacing w:after="0" w:before="0" w:lineRule="auto"/>
-              <w:rPr>
-                <w:highlight w:val="yellow"/>
-              </w:rPr>
-            </w:pPr>
-            <w:r>
-              <w:rPr>
-                <w:rFonts w:ascii="Arial" w:cs="Arial" w:eastAsia="Arial" w:hAnsi="Arial"/>
-                <w:b w:val="0"/>
-                <w:bCs w:val="0"/>
-                <w:color w:val="1a1a2e"/>
-                <w:sz w:val="20"/>
-                <w:szCs w:val="20"/>
-                <w:highlight w:val="yellow"/>
+              <w:rPr/>
+            </w:pPr>
+            <w:r>
+              <w:rPr>
+                <w:rFonts w:ascii="Arial" w:cs="Arial" w:eastAsia="Arial" w:hAnsi="Arial"/>
+                <w:b w:val="0"/>
+                <w:bCs w:val="0"/>
+                <w:color w:val="1a1a2e"/>
+                <w:sz w:val="20"/>
+                <w:szCs w:val="20"/>
                 <w:rtl w:val="0"/>
               </w:rPr>
               <w:t xml:space="preserve">User linking a bank account to a </w:t>
@@ -5607,7 +5549,6 @@
                 <w:color w:val="1a1a2e"/>
                 <w:sz w:val="20"/>
                 <w:szCs w:val="20"/>
-                <w:highlight w:val="yellow"/>
                 <w:rtl w:val="0"/>
               </w:rPr>
               <w:t xml:space="preserve">Finance</w:t>
@@ -5620,7 +5561,6 @@
                 <w:color w:val="1a1a2e"/>
                 <w:sz w:val="20"/>
                 <w:szCs w:val="20"/>
-                <w:highlight w:val="yellow"/>
                 <w:rtl w:val="0"/>
               </w:rPr>
               <w:t xml:space="preserve"> </w:t>
@@ -5630,7 +5570,6 @@
                 <w:color w:val="1a1a2e"/>
                 <w:sz w:val="20"/>
                 <w:szCs w:val="20"/>
-                <w:highlight w:val="yellow"/>
                 <w:rtl w:val="0"/>
               </w:rPr>
               <w:t xml:space="preserve">A</w:t>
@@ -5643,7 +5582,6 @@
                 <w:color w:val="1a1a2e"/>
                 <w:sz w:val="20"/>
                 <w:szCs w:val="20"/>
-                <w:highlight w:val="yellow"/>
                 <w:rtl w:val="0"/>
               </w:rPr>
               <w:t xml:space="preserve">pp. Non-technical.</w:t>
@@ -5674,19 +5612,16 @@
           <w:p>
             <w:pPr>
               <w:spacing w:after="0" w:before="0" w:lineRule="auto"/>
-              <w:rPr>
-                <w:highlight w:val="yellow"/>
-              </w:rPr>
-            </w:pPr>
-            <w:r>
-              <w:rPr>
-                <w:rFonts w:ascii="Arial" w:cs="Arial" w:eastAsia="Arial" w:hAnsi="Arial"/>
-                <w:b w:val="0"/>
-                <w:bCs w:val="0"/>
-                <w:color w:val="1a1a2e"/>
-                <w:sz w:val="20"/>
-                <w:szCs w:val="20"/>
-                <w:highlight w:val="yellow"/>
+              <w:rPr/>
+            </w:pPr>
+            <w:r>
+              <w:rPr>
+                <w:rFonts w:ascii="Arial" w:cs="Arial" w:eastAsia="Arial" w:hAnsi="Arial"/>
+                <w:b w:val="0"/>
+                <w:bCs w:val="0"/>
+                <w:color w:val="1a1a2e"/>
+                <w:sz w:val="20"/>
+                <w:szCs w:val="20"/>
                 <w:rtl w:val="0"/>
               </w:rPr>
               <w:t xml:space="preserve">Confidence that linking a bank account does not expose their entire financial life. A Kill Switch they can actually find and use.</w:t>
@@ -5723,19 +5658,16 @@
           <w:p>
             <w:pPr>
               <w:spacing w:after="0" w:before="0" w:lineRule="auto"/>
-              <w:rPr>
-                <w:highlight w:val="yellow"/>
-              </w:rPr>
-            </w:pPr>
-            <w:r>
-              <w:rPr>
-                <w:rFonts w:ascii="Arial" w:cs="Arial" w:eastAsia="Arial" w:hAnsi="Arial"/>
-                <w:b w:val="0"/>
-                <w:bCs w:val="0"/>
-                <w:color w:val="1a1a2e"/>
-                <w:sz w:val="20"/>
-                <w:szCs w:val="20"/>
-                <w:highlight w:val="yellow"/>
+              <w:rPr/>
+            </w:pPr>
+            <w:r>
+              <w:rPr>
+                <w:rFonts w:ascii="Arial" w:cs="Arial" w:eastAsia="Arial" w:hAnsi="Arial"/>
+                <w:b w:val="0"/>
+                <w:bCs w:val="0"/>
+                <w:color w:val="1a1a2e"/>
+                <w:sz w:val="20"/>
+                <w:szCs w:val="20"/>
                 <w:rtl w:val="0"/>
               </w:rPr>
               <w:t xml:space="preserve">AI Agent / Agentic System</w:t>
@@ -5766,19 +5698,16 @@
           <w:p>
             <w:pPr>
               <w:spacing w:after="0" w:before="0" w:lineRule="auto"/>
-              <w:rPr>
-                <w:highlight w:val="yellow"/>
-              </w:rPr>
-            </w:pPr>
-            <w:r>
-              <w:rPr>
-                <w:rFonts w:ascii="Arial" w:cs="Arial" w:eastAsia="Arial" w:hAnsi="Arial"/>
-                <w:b w:val="0"/>
-                <w:bCs w:val="0"/>
-                <w:color w:val="1a1a2e"/>
-                <w:sz w:val="20"/>
-                <w:szCs w:val="20"/>
-                <w:highlight w:val="yellow"/>
+              <w:rPr/>
+            </w:pPr>
+            <w:r>
+              <w:rPr>
+                <w:rFonts w:ascii="Arial" w:cs="Arial" w:eastAsia="Arial" w:hAnsi="Arial"/>
+                <w:b w:val="0"/>
+                <w:bCs w:val="0"/>
+                <w:color w:val="1a1a2e"/>
+                <w:sz w:val="20"/>
+                <w:szCs w:val="20"/>
                 <w:rtl w:val="0"/>
               </w:rPr>
               <w:t xml:space="preserve">An autonomous agent or multi-agent system authorized to execute financial operations on a user's behalf.</w:t>
@@ -5809,19 +5738,16 @@
           <w:p>
             <w:pPr>
               <w:spacing w:after="0" w:before="0" w:lineRule="auto"/>
-              <w:rPr>
-                <w:highlight w:val="yellow"/>
-              </w:rPr>
-            </w:pPr>
-            <w:r>
-              <w:rPr>
-                <w:rFonts w:ascii="Arial" w:cs="Arial" w:eastAsia="Arial" w:hAnsi="Arial"/>
-                <w:b w:val="0"/>
-                <w:bCs w:val="0"/>
-                <w:color w:val="1a1a2e"/>
-                <w:sz w:val="20"/>
-                <w:szCs w:val="20"/>
-                <w:highlight w:val="yellow"/>
+              <w:rPr/>
+            </w:pPr>
+            <w:r>
+              <w:rPr>
+                <w:rFonts w:ascii="Arial" w:cs="Arial" w:eastAsia="Arial" w:hAnsi="Arial"/>
+                <w:b w:val="0"/>
+                <w:bCs w:val="0"/>
+                <w:color w:val="1a1a2e"/>
+                <w:sz w:val="20"/>
+                <w:szCs w:val="20"/>
                 <w:rtl w:val="0"/>
               </w:rPr>
               <w:t xml:space="preserve">A least-privilege authorization primitive that scopes each financial action to its declared intent without accumulating account state.</w:t>
@@ -5961,7 +5887,6 @@
           <w:sz w:val="22"/>
           <w:szCs w:val="22"/>
           <w:u w:val="none"/>
-          <w:shd w:fill="auto" w:val="clear"/>
           <w:vertAlign w:val="baseline"/>
           <w:rtl w:val="0"/>
         </w:rPr>
@@ -6009,7 +5934,6 @@
           <w:sz w:val="22"/>
           <w:szCs w:val="22"/>
           <w:u w:val="none"/>
-          <w:shd w:fill="auto" w:val="clear"/>
           <w:vertAlign w:val="baseline"/>
           <w:rtl w:val="0"/>
         </w:rPr>
@@ -6057,7 +5981,6 @@
           <w:sz w:val="22"/>
           <w:szCs w:val="22"/>
           <w:u w:val="none"/>
-          <w:shd w:fill="auto" w:val="clear"/>
           <w:vertAlign w:val="baseline"/>
           <w:rtl w:val="0"/>
         </w:rPr>
@@ -6105,7 +6028,6 @@
           <w:sz w:val="22"/>
           <w:szCs w:val="22"/>
           <w:u w:val="none"/>
-          <w:shd w:fill="auto" w:val="clear"/>
           <w:vertAlign w:val="baseline"/>
           <w:rtl w:val="0"/>
         </w:rPr>
@@ -6122,7 +6044,6 @@
           <w:sz w:val="22"/>
           <w:szCs w:val="22"/>
           <w:u w:val="none"/>
-          <w:shd w:fill="auto" w:val="clear"/>
           <w:vertAlign w:val="baseline"/>
           <w:rtl w:val="0"/>
         </w:rPr>
@@ -6147,7 +6068,6 @@
           <w:sz w:val="22"/>
           <w:szCs w:val="22"/>
           <w:u w:val="none"/>
-          <w:shd w:fill="auto" w:val="clear"/>
           <w:vertAlign w:val="baseline"/>
           <w:rtl w:val="0"/>
         </w:rPr>
@@ -6166,81 +6086,6 @@
           <w:sz w:val="22"/>
           <w:szCs w:val="22"/>
           <w:u w:val="none"/>
-          <w:shd w:fill="auto" w:val="clear"/>
-          <w:vertAlign w:val="baseline"/>
-          <w:rtl w:val="0"/>
-        </w:rPr>
-        <w:t xml:space="preserve">.</w:t>
-      </w:r>
-      <w:r>
-        <w:rPr>
-          <w:rtl w:val="0"/>
-        </w:rPr>
-      </w:r>
-    </w:p>
-    <w:p>
-      <w:pPr>
-        <w:keepNext w:val="0"/>
-        <w:keepLines w:val="0"/>
-        <w:pageBreakBefore w:val="0"/>
-        <w:widowControl w:val="1"/>
-        <w:numPr>
-          <w:ilvl w:val="0"/>
-          <w:numId w:val="4"/>
-        </w:numPr>
-        <w:pBdr>
-          <w:top w:space="0" w:sz="0" w:val="nil"/>
-          <w:left w:space="0" w:sz="0" w:val="nil"/>
-          <w:bottom w:space="0" w:sz="0" w:val="nil"/>
-          <w:right w:space="0" w:sz="0" w:val="nil"/>
-          <w:between w:space="0" w:sz="0" w:val="nil"/>
-        </w:pBdr>
-        <w:shd w:fill="auto" w:val="clear"/>
-        <w:spacing w:after="60" w:before="60" w:line="240" w:lineRule="auto"/>
-        <w:ind w:left="720" w:right="0" w:hanging="360"/>
-        <w:jc w:val="left"/>
-      </w:pPr>
-      <w:r>
-        <w:rPr>
-          <w:rFonts w:ascii="Arial" w:cs="Arial" w:eastAsia="Arial" w:hAnsi="Arial"/>
-          <w:b w:val="0"/>
-          <w:bCs w:val="0"/>
-          <w:i w:val="0"/>
-          <w:iCs w:val="0"/>
-          <w:smallCaps w:val="0"/>
-          <w:strike w:val="0"/>
-          <w:color w:val="1a1a2e"/>
-          <w:sz w:val="22"/>
-          <w:szCs w:val="22"/>
-          <w:u w:val="none"/>
-          <w:shd w:fill="auto" w:val="clear"/>
-          <w:vertAlign w:val="baseline"/>
-          <w:rtl w:val="0"/>
-        </w:rPr>
-        <w:t xml:space="preserve">Bank's PEP atomically checks balance sufficiency AND evaluates fraud risk. Returns </w:t>
-      </w:r>
-      <w:r>
-        <w:rPr>
-          <w:rFonts w:ascii="Roboto Mono" w:cs="Roboto Mono" w:eastAsia="Roboto Mono" w:hAnsi="Roboto Mono"/>
-          <w:color w:val="1a7a4a"/>
-          <w:rtl w:val="0"/>
-        </w:rPr>
-        <w:t xml:space="preserve">True</w:t>
-      </w:r>
-      <w:r>
-        <w:rPr>
-          <w:rFonts w:ascii="Arial" w:cs="Arial" w:eastAsia="Arial" w:hAnsi="Arial"/>
-          <w:b w:val="0"/>
-          <w:bCs w:val="0"/>
-          <w:i w:val="0"/>
-          <w:iCs w:val="0"/>
-          <w:smallCaps w:val="0"/>
-          <w:strike w:val="0"/>
-          <w:color w:val="1a1a2e"/>
-          <w:sz w:val="22"/>
-          <w:szCs w:val="22"/>
-          <w:u w:val="none"/>
-          <w:shd w:fill="auto" w:val="clear"/>
           <w:vertAlign w:val="baseline"/>
           <w:rtl w:val="0"/>
         </w:rPr>
@@ -6288,28 +6133,18 @@
           <w:sz w:val="22"/>
           <w:szCs w:val="22"/>
           <w:u w:val="none"/>
-          <w:shd w:fill="auto" w:val="clear"/>
           <w:vertAlign w:val="baseline"/>
           <w:rtl w:val="0"/>
         </w:rPr>
-        <w:t xml:space="preserve">Stripe calls </w:t>
+        <w:t xml:space="preserve">Bank's PEP atomically checks balance sufficiency AND evaluates fraud risk. Returns </w:t>
       </w:r>
       <w:r>
         <w:rPr>
           <w:rFonts w:ascii="Roboto Mono" w:cs="Roboto Mono" w:eastAsia="Roboto Mono" w:hAnsi="Roboto Mono"/>
-          <w:i w:val="0"/>
-          <w:iCs w:val="0"/>
-          <w:smallCaps w:val="0"/>
-          <w:strike w:val="0"/>
           <w:color w:val="1a7a4a"/>
-          <w:sz w:val="22"/>
-          <w:szCs w:val="22"/>
-          <w:u w:val="none"/>
-          <w:shd w:fill="auto" w:val="clear"/>
-          <w:vertAlign w:val="baseline"/>
-          <w:rtl w:val="0"/>
-        </w:rPr>
-        <w:t xml:space="preserve">POST /transfer/charge</w:t>
+          <w:rtl w:val="0"/>
+        </w:rPr>
+        <w:t xml:space="preserve">True</w:t>
       </w:r>
       <w:r>
         <w:rPr>
@@ -6324,11 +6159,10 @@
           <w:sz w:val="22"/>
           <w:szCs w:val="22"/>
           <w:u w:val="none"/>
-          <w:shd w:fill="auto" w:val="clear"/>
           <w:vertAlign w:val="baseline"/>
           <w:rtl w:val="0"/>
         </w:rPr>
-        <w:t xml:space="preserve"> with the same Intent-ID.</w:t>
+        <w:t xml:space="preserve">.</w:t>
       </w:r>
       <w:r>
         <w:rPr>
@@ -6372,11 +6206,44 @@
           <w:sz w:val="22"/>
           <w:szCs w:val="22"/>
           <w:u w:val="none"/>
-          <w:shd w:fill="auto" w:val="clear"/>
           <w:vertAlign w:val="baseline"/>
           <w:rtl w:val="0"/>
         </w:rPr>
-        <w:t xml:space="preserve">Bank atomically re-verifies and executes. Transfer completes.</w:t>
+        <w:t xml:space="preserve">Stripe calls </w:t>
+      </w:r>
+      <w:r>
+        <w:rPr>
+          <w:rFonts w:ascii="Roboto Mono" w:cs="Roboto Mono" w:eastAsia="Roboto Mono" w:hAnsi="Roboto Mono"/>
+          <w:i w:val="0"/>
+          <w:iCs w:val="0"/>
+          <w:smallCaps w:val="0"/>
+          <w:strike w:val="0"/>
+          <w:color w:val="1a7a4a"/>
+          <w:sz w:val="22"/>
+          <w:szCs w:val="22"/>
+          <w:u w:val="none"/>
+          <w:vertAlign w:val="baseline"/>
+          <w:rtl w:val="0"/>
+        </w:rPr>
+        <w:t xml:space="preserve">POST /transfer/charge</w:t>
+      </w:r>
+      <w:r>
+        <w:rPr>
+          <w:rFonts w:ascii="Arial" w:cs="Arial" w:eastAsia="Arial" w:hAnsi="Arial"/>
+          <w:b w:val="0"/>
+          <w:bCs w:val="0"/>
+          <w:i w:val="0"/>
+          <w:iCs w:val="0"/>
+          <w:smallCaps w:val="0"/>
+          <w:strike w:val="0"/>
+          <w:color w:val="1a1a2e"/>
+          <w:sz w:val="22"/>
+          <w:szCs w:val="22"/>
+          <w:u w:val="none"/>
+          <w:vertAlign w:val="baseline"/>
+          <w:rtl w:val="0"/>
+        </w:rPr>
+        <w:t xml:space="preserve"> with the same Intent-ID.</w:t>
       </w:r>
       <w:r>
         <w:rPr>
@@ -6420,7 +6287,53 @@
           <w:sz w:val="22"/>
           <w:szCs w:val="22"/>
           <w:u w:val="none"/>
-          <w:shd w:fill="auto" w:val="clear"/>
+          <w:vertAlign w:val="baseline"/>
+          <w:rtl w:val="0"/>
+        </w:rPr>
+        <w:t xml:space="preserve">Bank atomically re-verifies and executes. Transfer completes.</w:t>
+      </w:r>
+      <w:r>
+        <w:rPr>
+          <w:rtl w:val="0"/>
+        </w:rPr>
+      </w:r>
+    </w:p>
+    <w:p>
+      <w:pPr>
+        <w:keepNext w:val="0"/>
+        <w:keepLines w:val="0"/>
+        <w:pageBreakBefore w:val="0"/>
+        <w:widowControl w:val="1"/>
+        <w:numPr>
+          <w:ilvl w:val="0"/>
+          <w:numId w:val="4"/>
+        </w:numPr>
+        <w:pBdr>
+          <w:top w:space="0" w:sz="0" w:val="nil"/>
+          <w:left w:space="0" w:sz="0" w:val="nil"/>
+          <w:bottom w:space="0" w:sz="0" w:val="nil"/>
+          <w:right w:space="0" w:sz="0" w:val="nil"/>
+          <w:between w:space="0" w:sz="0" w:val="nil"/>
+        </w:pBdr>
+        <w:shd w:fill="auto" w:val="clear"/>
+        <w:spacing w:after="60" w:before="60" w:line="240" w:lineRule="auto"/>
+        <w:ind w:left="720" w:right="0" w:hanging="360"/>
+        <w:jc w:val="left"/>
+        <w:rPr/>
+      </w:pPr>
+      <w:r>
+        <w:rPr>
+          <w:rFonts w:ascii="Arial" w:cs="Arial" w:eastAsia="Arial" w:hAnsi="Arial"/>
+          <w:b w:val="0"/>
+          <w:bCs w:val="0"/>
+          <w:i w:val="0"/>
+          <w:iCs w:val="0"/>
+          <w:smallCaps w:val="0"/>
+          <w:strike w:val="0"/>
+          <w:color w:val="1a1a2e"/>
+          <w:sz w:val="22"/>
+          <w:szCs w:val="22"/>
+          <w:u w:val="none"/>
           <w:vertAlign w:val="baseline"/>
           <w:rtl w:val="0"/>
         </w:rPr>
@@ -6652,7 +6565,6 @@
           <w:sz w:val="22"/>
           <w:szCs w:val="22"/>
           <w:u w:val="none"/>
-          <w:shd w:fill="auto" w:val="clear"/>
           <w:vertAlign w:val="baseline"/>
           <w:rtl w:val="0"/>
         </w:rPr>
@@ -6700,7 +6612,6 @@
           <w:sz w:val="22"/>
           <w:szCs w:val="22"/>
           <w:u w:val="none"/>
-          <w:shd w:fill="auto" w:val="clear"/>
           <w:vertAlign w:val="baseline"/>
           <w:rtl w:val="0"/>
         </w:rPr>
@@ -6727,85 +6638,10 @@
           <w:sz w:val="22"/>
           <w:szCs w:val="22"/>
           <w:u w:val="none"/>
-          <w:shd w:fill="auto" w:val="clear"/>
           <w:vertAlign w:val="baseline"/>
           <w:rtl w:val="0"/>
         </w:rPr>
         <w:t xml:space="preserve"> with amount=$25.</w:t>
-      </w:r>
-      <w:r>
-        <w:rPr>
-          <w:rtl w:val="0"/>
-        </w:rPr>
-      </w:r>
-    </w:p>
-    <w:p>
-      <w:pPr>
-        <w:keepNext w:val="0"/>
-        <w:keepLines w:val="0"/>
-        <w:pageBreakBefore w:val="0"/>
-        <w:widowControl w:val="1"/>
-        <w:numPr>
-          <w:ilvl w:val="0"/>
-          <w:numId w:val="6"/>
-        </w:numPr>
-        <w:pBdr>
-          <w:top w:space="0" w:sz="0" w:val="nil"/>
-          <w:left w:space="0" w:sz="0" w:val="nil"/>
-          <w:bottom w:space="0" w:sz="0" w:val="nil"/>
-          <w:right w:space="0" w:sz="0" w:val="nil"/>
-          <w:between w:space="0" w:sz="0" w:val="nil"/>
-        </w:pBdr>
-        <w:shd w:fill="auto" w:val="clear"/>
-        <w:spacing w:after="60" w:before="60" w:line="240" w:lineRule="auto"/>
-        <w:ind w:left="720" w:right="0" w:hanging="360"/>
-        <w:jc w:val="left"/>
-      </w:pPr>
-      <w:r>
-        <w:rPr>
-          <w:rFonts w:ascii="Arial" w:cs="Arial" w:eastAsia="Arial" w:hAnsi="Arial"/>
-          <w:b w:val="0"/>
-          <w:bCs w:val="0"/>
-          <w:i w:val="0"/>
-          <w:iCs w:val="0"/>
-          <w:smallCaps w:val="0"/>
-          <w:strike w:val="0"/>
-          <w:color w:val="1a1a2e"/>
-          <w:sz w:val="22"/>
-          <w:szCs w:val="22"/>
-          <w:u w:val="none"/>
-          <w:shd w:fill="auto" w:val="clear"/>
-          <w:vertAlign w:val="baseline"/>
-          <w:rtl w:val="0"/>
-        </w:rPr>
-        <w:t xml:space="preserve">Bank PEP atomically verifies: (a) sufficient funds, (b) fraud evaluation pass, (c) token valid. Returns </w:t>
-      </w:r>
-      <w:r>
-        <w:rPr>
-          <w:rFonts w:ascii="Roboto Mono" w:cs="Roboto Mono" w:eastAsia="Roboto Mono" w:hAnsi="Roboto Mono"/>
-          <w:color w:val="1a7a4a"/>
-          <w:rtl w:val="0"/>
-        </w:rPr>
-        <w:t xml:space="preserve">True</w:t>
-      </w:r>
-      <w:r>
-        <w:rPr>
-          <w:rFonts w:ascii="Arial" w:cs="Arial" w:eastAsia="Arial" w:hAnsi="Arial"/>
-          <w:b w:val="0"/>
-          <w:bCs w:val="0"/>
-          <w:i w:val="0"/>
-          <w:iCs w:val="0"/>
-          <w:smallCaps w:val="0"/>
-          <w:strike w:val="0"/>
-          <w:color w:val="1a1a2e"/>
-          <w:sz w:val="22"/>
-          <w:szCs w:val="22"/>
-          <w:u w:val="none"/>
-          <w:shd w:fill="auto" w:val="clear"/>
-          <w:vertAlign w:val="baseline"/>
-          <w:rtl w:val="0"/>
-        </w:rPr>
-        <w:t xml:space="preserve">.</w:t>
       </w:r>
       <w:r>
         <w:rPr>
@@ -6849,11 +6685,10 @@
           <w:sz w:val="22"/>
           <w:szCs w:val="22"/>
           <w:u w:val="none"/>
-          <w:shd w:fill="auto" w:val="clear"/>
           <w:vertAlign w:val="baseline"/>
           <w:rtl w:val="0"/>
         </w:rPr>
-        <w:t xml:space="preserve">App calls </w:t>
+        <w:t xml:space="preserve">Bank PEP atomically verifies: (a) sufficient funds, (b) fraud evaluation pass, (c) token valid. Returns </w:t>
       </w:r>
       <w:r>
         <w:rPr>
@@ -6861,7 +6696,7 @@
           <w:color w:val="1a7a4a"/>
           <w:rtl w:val="0"/>
         </w:rPr>
-        <w:t xml:space="preserve">POST /transfer/charge</w:t>
+        <w:t xml:space="preserve">True</w:t>
       </w:r>
       <w:r>
         <w:rPr>
@@ -6876,11 +6711,10 @@
           <w:sz w:val="22"/>
           <w:szCs w:val="22"/>
           <w:u w:val="none"/>
-          <w:shd w:fill="auto" w:val="clear"/>
           <w:vertAlign w:val="baseline"/>
           <w:rtl w:val="0"/>
         </w:rPr>
-        <w:t xml:space="preserve">. Bank atomically re-verifies and executes.</w:t>
+        <w:t xml:space="preserve">.</w:t>
       </w:r>
       <w:r>
         <w:rPr>
@@ -6924,18 +6758,18 @@
           <w:sz w:val="22"/>
           <w:szCs w:val="22"/>
           <w:u w:val="none"/>
-          <w:shd w:fill="auto" w:val="clear"/>
           <w:vertAlign w:val="baseline"/>
           <w:rtl w:val="0"/>
         </w:rPr>
-        <w:t xml:space="preserve">Consumer receives bank notification: "$25 authorized to </w:t>
-      </w:r>
-      <w:r>
-        <w:rPr>
-          <w:color w:val="1a1a2e"/>
-          <w:rtl w:val="0"/>
-        </w:rPr>
-        <w:t xml:space="preserve">[Wallet App]</w:t>
+        <w:t xml:space="preserve">App calls </w:t>
+      </w:r>
+      <w:r>
+        <w:rPr>
+          <w:rFonts w:ascii="Roboto Mono" w:cs="Roboto Mono" w:eastAsia="Roboto Mono" w:hAnsi="Roboto Mono"/>
+          <w:color w:val="1a7a4a"/>
+          <w:rtl w:val="0"/>
+        </w:rPr>
+        <w:t xml:space="preserve">POST /transfer/charge</w:t>
       </w:r>
       <w:r>
         <w:rPr>
@@ -6950,7 +6784,78 @@
           <w:sz w:val="22"/>
           <w:szCs w:val="22"/>
           <w:u w:val="none"/>
-          <w:shd w:fill="auto" w:val="clear"/>
+          <w:vertAlign w:val="baseline"/>
+          <w:rtl w:val="0"/>
+        </w:rPr>
+        <w:t xml:space="preserve">. Bank atomically re-verifies and executes.</w:t>
+      </w:r>
+      <w:r>
+        <w:rPr>
+          <w:rtl w:val="0"/>
+        </w:rPr>
+      </w:r>
+    </w:p>
+    <w:p>
+      <w:pPr>
+        <w:keepNext w:val="0"/>
+        <w:keepLines w:val="0"/>
+        <w:pageBreakBefore w:val="0"/>
+        <w:widowControl w:val="1"/>
+        <w:numPr>
+          <w:ilvl w:val="0"/>
+          <w:numId w:val="6"/>
+        </w:numPr>
+        <w:pBdr>
+          <w:top w:space="0" w:sz="0" w:val="nil"/>
+          <w:left w:space="0" w:sz="0" w:val="nil"/>
+          <w:bottom w:space="0" w:sz="0" w:val="nil"/>
+          <w:right w:space="0" w:sz="0" w:val="nil"/>
+          <w:between w:space="0" w:sz="0" w:val="nil"/>
+        </w:pBdr>
+        <w:shd w:fill="auto" w:val="clear"/>
+        <w:spacing w:after="60" w:before="60" w:line="240" w:lineRule="auto"/>
+        <w:ind w:left="720" w:right="0" w:hanging="360"/>
+        <w:jc w:val="left"/>
+        <w:rPr/>
+      </w:pPr>
+      <w:r>
+        <w:rPr>
+          <w:rFonts w:ascii="Arial" w:cs="Arial" w:eastAsia="Arial" w:hAnsi="Arial"/>
+          <w:b w:val="0"/>
+          <w:bCs w:val="0"/>
+          <w:i w:val="0"/>
+          <w:iCs w:val="0"/>
+          <w:smallCaps w:val="0"/>
+          <w:strike w:val="0"/>
+          <w:color w:val="1a1a2e"/>
+          <w:sz w:val="22"/>
+          <w:szCs w:val="22"/>
+          <w:u w:val="none"/>
+          <w:vertAlign w:val="baseline"/>
+          <w:rtl w:val="0"/>
+        </w:rPr>
+        <w:t xml:space="preserve">Consumer receives bank notification: "$25 authorized to </w:t>
+      </w:r>
+      <w:r>
+        <w:rPr>
+          <w:color w:val="1a1a2e"/>
+          <w:rtl w:val="0"/>
+        </w:rPr>
+        <w:t xml:space="preserve">[Wallet App]</w:t>
+      </w:r>
+      <w:r>
+        <w:rPr>
+          <w:rFonts w:ascii="Arial" w:cs="Arial" w:eastAsia="Arial" w:hAnsi="Arial"/>
+          <w:b w:val="0"/>
+          <w:bCs w:val="0"/>
+          <w:i w:val="0"/>
+          <w:iCs w:val="0"/>
+          <w:smallCaps w:val="0"/>
+          <w:strike w:val="0"/>
+          <w:color w:val="1a1a2e"/>
+          <w:sz w:val="22"/>
+          <w:szCs w:val="22"/>
+          <w:u w:val="none"/>
           <w:vertAlign w:val="baseline"/>
           <w:rtl w:val="0"/>
         </w:rPr>
@@ -7155,7 +7060,6 @@
           <w:sz w:val="22"/>
           <w:szCs w:val="22"/>
           <w:u w:val="none"/>
-          <w:shd w:fill="auto" w:val="clear"/>
           <w:vertAlign w:val="baseline"/>
           <w:rtl w:val="0"/>
         </w:rPr>
@@ -7182,7 +7086,6 @@
           <w:sz w:val="22"/>
           <w:szCs w:val="22"/>
           <w:u w:val="none"/>
-          <w:shd w:fill="auto" w:val="clear"/>
           <w:vertAlign w:val="baseline"/>
           <w:rtl w:val="0"/>
         </w:rPr>
@@ -7230,85 +7133,10 @@
           <w:sz w:val="22"/>
           <w:szCs w:val="22"/>
           <w:u w:val="none"/>
-          <w:shd w:fill="auto" w:val="clear"/>
           <w:vertAlign w:val="baseline"/>
           <w:rtl w:val="0"/>
         </w:rPr>
         <w:t xml:space="preserve">Bank PEP atomically evaluates. Internal fraud model flags the request.</w:t>
-      </w:r>
-      <w:r>
-        <w:rPr>
-          <w:rtl w:val="0"/>
-        </w:rPr>
-      </w:r>
-    </w:p>
-    <w:p>
-      <w:pPr>
-        <w:keepNext w:val="0"/>
-        <w:keepLines w:val="0"/>
-        <w:pageBreakBefore w:val="0"/>
-        <w:widowControl w:val="1"/>
-        <w:numPr>
-          <w:ilvl w:val="0"/>
-          <w:numId w:val="1"/>
-        </w:numPr>
-        <w:pBdr>
-          <w:top w:space="0" w:sz="0" w:val="nil"/>
-          <w:left w:space="0" w:sz="0" w:val="nil"/>
-          <w:bottom w:space="0" w:sz="0" w:val="nil"/>
-          <w:right w:space="0" w:sz="0" w:val="nil"/>
-          <w:between w:space="0" w:sz="0" w:val="nil"/>
-        </w:pBdr>
-        <w:shd w:fill="auto" w:val="clear"/>
-        <w:spacing w:after="60" w:before="60" w:line="240" w:lineRule="auto"/>
-        <w:ind w:left="720" w:right="0" w:hanging="360"/>
-        <w:jc w:val="left"/>
-      </w:pPr>
-      <w:r>
-        <w:rPr>
-          <w:rFonts w:ascii="Arial" w:cs="Arial" w:eastAsia="Arial" w:hAnsi="Arial"/>
-          <w:b w:val="0"/>
-          <w:bCs w:val="0"/>
-          <w:i w:val="0"/>
-          <w:iCs w:val="0"/>
-          <w:smallCaps w:val="0"/>
-          <w:strike w:val="0"/>
-          <w:color w:val="1a1a2e"/>
-          <w:sz w:val="22"/>
-          <w:szCs w:val="22"/>
-          <w:u w:val="none"/>
-          <w:shd w:fill="auto" w:val="clear"/>
-          <w:vertAlign w:val="baseline"/>
-          <w:rtl w:val="0"/>
-        </w:rPr>
-        <w:t xml:space="preserve">PEP returns </w:t>
-      </w:r>
-      <w:r>
-        <w:rPr>
-          <w:rFonts w:ascii="Roboto Mono" w:cs="Roboto Mono" w:eastAsia="Roboto Mono" w:hAnsi="Roboto Mono"/>
-          <w:color w:val="1a7a4a"/>
-          <w:rtl w:val="0"/>
-        </w:rPr>
-        <w:t xml:space="preserve">False</w:t>
-      </w:r>
-      <w:r>
-        <w:rPr>
-          <w:rFonts w:ascii="Arial" w:cs="Arial" w:eastAsia="Arial" w:hAnsi="Arial"/>
-          <w:b w:val="0"/>
-          <w:bCs w:val="0"/>
-          <w:i w:val="0"/>
-          <w:iCs w:val="0"/>
-          <w:smallCaps w:val="0"/>
-          <w:strike w:val="0"/>
-          <w:color w:val="1a1a2e"/>
-          <w:sz w:val="22"/>
-          <w:szCs w:val="22"/>
-          <w:u w:val="none"/>
-          <w:shd w:fill="auto" w:val="clear"/>
-          <w:vertAlign w:val="baseline"/>
-          <w:rtl w:val="0"/>
-        </w:rPr>
-        <w:t xml:space="preserve"> to the Finance App. No reason code. No data leaked.</w:t>
       </w:r>
       <w:r>
         <w:rPr>
@@ -7352,11 +7180,10 @@
           <w:sz w:val="22"/>
           <w:szCs w:val="22"/>
           <w:u w:val="none"/>
-          <w:shd w:fill="auto" w:val="clear"/>
           <w:vertAlign w:val="baseline"/>
           <w:rtl w:val="0"/>
         </w:rPr>
-        <w:t xml:space="preserve">PEP simultaneously triggers </w:t>
+        <w:t xml:space="preserve">PEP returns </w:t>
       </w:r>
       <w:r>
         <w:rPr>
@@ -7364,7 +7191,7 @@
           <w:color w:val="1a7a4a"/>
           <w:rtl w:val="0"/>
         </w:rPr>
-        <w:t xml:space="preserve">verification.blocked</w:t>
+        <w:t xml:space="preserve">False</w:t>
       </w:r>
       <w:r>
         <w:rPr>
@@ -7379,11 +7206,10 @@
           <w:sz w:val="22"/>
           <w:szCs w:val="22"/>
           <w:u w:val="none"/>
-          <w:shd w:fill="auto" w:val="clear"/>
           <w:vertAlign w:val="baseline"/>
           <w:rtl w:val="0"/>
         </w:rPr>
-        <w:t xml:space="preserve"> webhook to the authenticated user.</w:t>
+        <w:t xml:space="preserve"> to the Finance App. No reason code. No data leaked.</w:t>
       </w:r>
       <w:r>
         <w:rPr>
@@ -7427,11 +7253,36 @@
           <w:sz w:val="22"/>
           <w:szCs w:val="22"/>
           <w:u w:val="none"/>
-          <w:shd w:fill="auto" w:val="clear"/>
           <w:vertAlign w:val="baseline"/>
           <w:rtl w:val="0"/>
         </w:rPr>
-        <w:t xml:space="preserve">User receives: "A verification request to your account was blocked. Review in your Connected Apps portal."</w:t>
+        <w:t xml:space="preserve">PEP simultaneously triggers </w:t>
+      </w:r>
+      <w:r>
+        <w:rPr>
+          <w:rFonts w:ascii="Roboto Mono" w:cs="Roboto Mono" w:eastAsia="Roboto Mono" w:hAnsi="Roboto Mono"/>
+          <w:color w:val="1a7a4a"/>
+          <w:rtl w:val="0"/>
+        </w:rPr>
+        <w:t xml:space="preserve">verification.blocked</w:t>
+      </w:r>
+      <w:r>
+        <w:rPr>
+          <w:rFonts w:ascii="Arial" w:cs="Arial" w:eastAsia="Arial" w:hAnsi="Arial"/>
+          <w:b w:val="0"/>
+          <w:bCs w:val="0"/>
+          <w:i w:val="0"/>
+          <w:iCs w:val="0"/>
+          <w:smallCaps w:val="0"/>
+          <w:strike w:val="0"/>
+          <w:color w:val="1a1a2e"/>
+          <w:sz w:val="22"/>
+          <w:szCs w:val="22"/>
+          <w:u w:val="none"/>
+          <w:vertAlign w:val="baseline"/>
+          <w:rtl w:val="0"/>
+        </w:rPr>
+        <w:t xml:space="preserve"> webhook to the authenticated user.</w:t>
       </w:r>
       <w:r>
         <w:rPr>
@@ -7475,11 +7326,10 @@
           <w:sz w:val="22"/>
           <w:szCs w:val="22"/>
           <w:u w:val="none"/>
-          <w:shd w:fill="auto" w:val="clear"/>
           <w:vertAlign w:val="baseline"/>
           <w:rtl w:val="0"/>
         </w:rPr>
-        <w:t xml:space="preserve">User opens Kill Switch portal, sees: "Stripe — Blocked (fraud review)" with timestamp and intent_id.</w:t>
+        <w:t xml:space="preserve">User receives: "A verification request to your account was blocked. Review in your Connected Apps portal."</w:t>
       </w:r>
       <w:r>
         <w:rPr>
@@ -7523,20 +7373,40 @@
           <w:sz w:val="22"/>
           <w:szCs w:val="22"/>
           <w:u w:val="none"/>
-          <w:shd w:fill="auto" w:val="clear"/>
           <w:vertAlign w:val="baseline"/>
           <w:rtl w:val="0"/>
         </w:rPr>
-        <w:t xml:space="preserve">User optionally calls </w:t>
-      </w:r>
-      <w:r>
-        <w:rPr>
-          <w:rFonts w:ascii="Roboto Mono" w:cs="Roboto Mono" w:eastAsia="Roboto Mono" w:hAnsi="Roboto Mono"/>
-          <w:color w:val="1a7a4a"/>
-          <w:rtl w:val="0"/>
-        </w:rPr>
-        <w:t xml:space="preserve">POST /auth/token/revoke</w:t>
-      </w:r>
+        <w:t xml:space="preserve">User opens Kill Switch portal, sees: "Stripe — Blocked (fraud review)" with timestamp and intent_id.</w:t>
+      </w:r>
+      <w:r>
+        <w:rPr>
+          <w:rtl w:val="0"/>
+        </w:rPr>
+      </w:r>
+    </w:p>
+    <w:p>
+      <w:pPr>
+        <w:keepNext w:val="0"/>
+        <w:keepLines w:val="0"/>
+        <w:pageBreakBefore w:val="0"/>
+        <w:widowControl w:val="1"/>
+        <w:numPr>
+          <w:ilvl w:val="0"/>
+          <w:numId w:val="1"/>
+        </w:numPr>
+        <w:pBdr>
+          <w:top w:space="0" w:sz="0" w:val="nil"/>
+          <w:left w:space="0" w:sz="0" w:val="nil"/>
+          <w:bottom w:space="0" w:sz="0" w:val="nil"/>
+          <w:right w:space="0" w:sz="0" w:val="nil"/>
+          <w:between w:space="0" w:sz="0" w:val="nil"/>
+        </w:pBdr>
+        <w:shd w:fill="auto" w:val="clear"/>
+        <w:spacing w:after="60" w:before="60" w:line="240" w:lineRule="auto"/>
+        <w:ind w:left="720" w:right="0" w:hanging="360"/>
+        <w:jc w:val="left"/>
+        <w:rPr/>
+      </w:pPr>
       <w:r>
         <w:rPr>
           <w:rFonts w:ascii="Arial" w:cs="Arial" w:eastAsia="Arial" w:hAnsi="Arial"/>
@@ -7550,7 +7420,32 @@
           <w:sz w:val="22"/>
           <w:szCs w:val="22"/>
           <w:u w:val="none"/>
-          <w:shd w:fill="auto" w:val="clear"/>
+          <w:vertAlign w:val="baseline"/>
+          <w:rtl w:val="0"/>
+        </w:rPr>
+        <w:t xml:space="preserve">User optionally calls </w:t>
+      </w:r>
+      <w:r>
+        <w:rPr>
+          <w:rFonts w:ascii="Roboto Mono" w:cs="Roboto Mono" w:eastAsia="Roboto Mono" w:hAnsi="Roboto Mono"/>
+          <w:color w:val="1a7a4a"/>
+          <w:rtl w:val="0"/>
+        </w:rPr>
+        <w:t xml:space="preserve">POST /auth/token/revoke</w:t>
+      </w:r>
+      <w:r>
+        <w:rPr>
+          <w:rFonts w:ascii="Arial" w:cs="Arial" w:eastAsia="Arial" w:hAnsi="Arial"/>
+          <w:b w:val="0"/>
+          <w:bCs w:val="0"/>
+          <w:i w:val="0"/>
+          <w:iCs w:val="0"/>
+          <w:smallCaps w:val="0"/>
+          <w:strike w:val="0"/>
+          <w:color w:val="1a1a2e"/>
+          <w:sz w:val="22"/>
+          <w:szCs w:val="22"/>
+          <w:u w:val="none"/>
           <w:vertAlign w:val="baseline"/>
           <w:rtl w:val="0"/>
         </w:rPr>
@@ -7758,7 +7653,6 @@
           <w:sz w:val="22"/>
           <w:szCs w:val="22"/>
           <w:u w:val="none"/>
-          <w:shd w:fill="auto" w:val="clear"/>
           <w:vertAlign w:val="baseline"/>
           <w:rtl w:val="0"/>
         </w:rPr>
@@ -7784,7 +7678,6 @@
           <w:sz w:val="22"/>
           <w:szCs w:val="22"/>
           <w:u w:val="none"/>
-          <w:shd w:fill="auto" w:val="clear"/>
           <w:vertAlign w:val="baseline"/>
           <w:rtl w:val="0"/>
         </w:rPr>
@@ -7832,121 +7725,10 @@
           <w:sz w:val="22"/>
           <w:szCs w:val="22"/>
           <w:u w:val="none"/>
-          <w:shd w:fill="auto" w:val="clear"/>
           <w:vertAlign w:val="baseline"/>
           <w:rtl w:val="0"/>
         </w:rPr>
         <w:t xml:space="preserve">Consumer identifies the suspicious app and taps "Revoke Access."</w:t>
-      </w:r>
-      <w:r>
-        <w:rPr>
-          <w:rtl w:val="0"/>
-        </w:rPr>
-      </w:r>
-    </w:p>
-    <w:p>
-      <w:pPr>
-        <w:keepNext w:val="0"/>
-        <w:keepLines w:val="0"/>
-        <w:pageBreakBefore w:val="0"/>
-        <w:widowControl w:val="1"/>
-        <w:numPr>
-          <w:ilvl w:val="0"/>
-          <w:numId w:val="5"/>
-        </w:numPr>
-        <w:pBdr>
-          <w:top w:space="0" w:sz="0" w:val="nil"/>
-          <w:left w:space="0" w:sz="0" w:val="nil"/>
-          <w:bottom w:space="0" w:sz="0" w:val="nil"/>
-          <w:right w:space="0" w:sz="0" w:val="nil"/>
-          <w:between w:space="0" w:sz="0" w:val="nil"/>
-        </w:pBdr>
-        <w:shd w:fill="auto" w:val="clear"/>
-        <w:spacing w:after="60" w:before="60" w:line="240" w:lineRule="auto"/>
-        <w:ind w:left="720" w:right="0" w:hanging="360"/>
-        <w:jc w:val="left"/>
-      </w:pPr>
-      <w:r>
-        <w:rPr>
-          <w:rFonts w:ascii="Arial" w:cs="Arial" w:eastAsia="Arial" w:hAnsi="Arial"/>
-          <w:b w:val="0"/>
-          <w:bCs w:val="0"/>
-          <w:i w:val="0"/>
-          <w:iCs w:val="0"/>
-          <w:smallCaps w:val="0"/>
-          <w:strike w:val="0"/>
-          <w:color w:val="1a1a2e"/>
-          <w:sz w:val="22"/>
-          <w:szCs w:val="22"/>
-          <w:u w:val="none"/>
-          <w:shd w:fill="auto" w:val="clear"/>
-          <w:vertAlign w:val="baseline"/>
-          <w:rtl w:val="0"/>
-        </w:rPr>
-        <w:t xml:space="preserve">Consumer's app calls </w:t>
-      </w:r>
-      <w:r>
-        <w:rPr>
-          <w:rFonts w:ascii="Roboto Mono" w:cs="Roboto Mono" w:eastAsia="Roboto Mono" w:hAnsi="Roboto Mono"/>
-          <w:i w:val="0"/>
-          <w:iCs w:val="0"/>
-          <w:smallCaps w:val="0"/>
-          <w:strike w:val="0"/>
-          <w:color w:val="1a7a4a"/>
-          <w:sz w:val="22"/>
-          <w:szCs w:val="22"/>
-          <w:u w:val="none"/>
-          <w:shd w:fill="auto" w:val="clear"/>
-          <w:vertAlign w:val="baseline"/>
-          <w:rtl w:val="0"/>
-        </w:rPr>
-        <w:t xml:space="preserve">POST /auth/token/revoke</w:t>
-      </w:r>
-      <w:r>
-        <w:rPr>
-          <w:rFonts w:ascii="Arial" w:cs="Arial" w:eastAsia="Arial" w:hAnsi="Arial"/>
-          <w:b w:val="0"/>
-          <w:bCs w:val="0"/>
-          <w:i w:val="0"/>
-          <w:iCs w:val="0"/>
-          <w:smallCaps w:val="0"/>
-          <w:strike w:val="0"/>
-          <w:color w:val="1a1a2e"/>
-          <w:sz w:val="22"/>
-          <w:szCs w:val="22"/>
-          <w:u w:val="none"/>
-          <w:shd w:fill="auto" w:val="clear"/>
-          <w:vertAlign w:val="baseline"/>
-          <w:rtl w:val="0"/>
-        </w:rPr>
-        <w:t xml:space="preserve"> with the </w:t>
-      </w:r>
-      <w:r>
-        <w:rPr>
-          <w:rFonts w:ascii="Roboto Mono" w:cs="Roboto Mono" w:eastAsia="Roboto Mono" w:hAnsi="Roboto Mono"/>
-          <w:color w:val="1a7a4a"/>
-          <w:rtl w:val="0"/>
-        </w:rPr>
-        <w:t xml:space="preserve">ScopedAccountToken</w:t>
-      </w:r>
-      <w:r>
-        <w:rPr>
-          <w:rFonts w:ascii="Arial" w:cs="Arial" w:eastAsia="Arial" w:hAnsi="Arial"/>
-          <w:b w:val="0"/>
-          <w:bCs w:val="0"/>
-          <w:i w:val="0"/>
-          <w:iCs w:val="0"/>
-          <w:smallCaps w:val="0"/>
-          <w:strike w:val="0"/>
-          <w:color w:val="1a1a2e"/>
-          <w:sz w:val="22"/>
-          <w:szCs w:val="22"/>
-          <w:u w:val="none"/>
-          <w:shd w:fill="auto" w:val="clear"/>
-          <w:vertAlign w:val="baseline"/>
-          <w:rtl w:val="0"/>
-        </w:rPr>
-        <w:t xml:space="preserve">.</w:t>
       </w:r>
       <w:r>
         <w:rPr>
@@ -7990,11 +7772,70 @@
           <w:sz w:val="22"/>
           <w:szCs w:val="22"/>
           <w:u w:val="none"/>
-          <w:shd w:fill="auto" w:val="clear"/>
           <w:vertAlign w:val="baseline"/>
           <w:rtl w:val="0"/>
         </w:rPr>
-        <w:t xml:space="preserve">Bank instantly invalidates the token. All pending Intent-IDs are voided.</w:t>
+        <w:t xml:space="preserve">Consumer's app calls </w:t>
+      </w:r>
+      <w:r>
+        <w:rPr>
+          <w:rFonts w:ascii="Roboto Mono" w:cs="Roboto Mono" w:eastAsia="Roboto Mono" w:hAnsi="Roboto Mono"/>
+          <w:i w:val="0"/>
+          <w:iCs w:val="0"/>
+          <w:smallCaps w:val="0"/>
+          <w:strike w:val="0"/>
+          <w:color w:val="1a7a4a"/>
+          <w:sz w:val="22"/>
+          <w:szCs w:val="22"/>
+          <w:u w:val="none"/>
+          <w:vertAlign w:val="baseline"/>
+          <w:rtl w:val="0"/>
+        </w:rPr>
+        <w:t xml:space="preserve">POST /auth/token/revoke</w:t>
+      </w:r>
+      <w:r>
+        <w:rPr>
+          <w:rFonts w:ascii="Arial" w:cs="Arial" w:eastAsia="Arial" w:hAnsi="Arial"/>
+          <w:b w:val="0"/>
+          <w:bCs w:val="0"/>
+          <w:i w:val="0"/>
+          <w:iCs w:val="0"/>
+          <w:smallCaps w:val="0"/>
+          <w:strike w:val="0"/>
+          <w:color w:val="1a1a2e"/>
+          <w:sz w:val="22"/>
+          <w:szCs w:val="22"/>
+          <w:u w:val="none"/>
+          <w:vertAlign w:val="baseline"/>
+          <w:rtl w:val="0"/>
+        </w:rPr>
+        <w:t xml:space="preserve"> with the </w:t>
+      </w:r>
+      <w:r>
+        <w:rPr>
+          <w:rFonts w:ascii="Roboto Mono" w:cs="Roboto Mono" w:eastAsia="Roboto Mono" w:hAnsi="Roboto Mono"/>
+          <w:color w:val="1a7a4a"/>
+          <w:rtl w:val="0"/>
+        </w:rPr>
+        <w:t xml:space="preserve">ScopedAccountToken</w:t>
+      </w:r>
+      <w:r>
+        <w:rPr>
+          <w:rFonts w:ascii="Arial" w:cs="Arial" w:eastAsia="Arial" w:hAnsi="Arial"/>
+          <w:b w:val="0"/>
+          <w:bCs w:val="0"/>
+          <w:i w:val="0"/>
+          <w:iCs w:val="0"/>
+          <w:smallCaps w:val="0"/>
+          <w:strike w:val="0"/>
+          <w:color w:val="1a1a2e"/>
+          <w:sz w:val="22"/>
+          <w:szCs w:val="22"/>
+          <w:u w:val="none"/>
+          <w:vertAlign w:val="baseline"/>
+          <w:rtl w:val="0"/>
+        </w:rPr>
+        <w:t xml:space="preserve">.</w:t>
       </w:r>
       <w:r>
         <w:rPr>
@@ -8038,11 +7879,10 @@
           <w:sz w:val="22"/>
           <w:szCs w:val="22"/>
           <w:u w:val="none"/>
-          <w:shd w:fill="auto" w:val="clear"/>
           <w:vertAlign w:val="baseline"/>
           <w:rtl w:val="0"/>
         </w:rPr>
-        <w:t xml:space="preserve">Subsequent calls from the Finance App receive 403 TOKEN_REVOKED.</w:t>
+        <w:t xml:space="preserve">Bank instantly invalidates the token. All pending Intent-IDs are voided.</w:t>
       </w:r>
       <w:r>
         <w:rPr>
@@ -8086,92 +7926,10 @@
           <w:sz w:val="22"/>
           <w:szCs w:val="22"/>
           <w:u w:val="none"/>
-          <w:shd w:fill="auto" w:val="clear"/>
           <w:vertAlign w:val="baseline"/>
           <w:rtl w:val="0"/>
         </w:rPr>
-        <w:t xml:space="preserve">Revocation is logged in the Kill Switch portal </w:t>
-      </w:r>
-      <w:r>
-        <w:rPr>
-          <w:color w:val="1a1a2e"/>
-          <w:rtl w:val="0"/>
-        </w:rPr>
-        <w:t xml:space="preserve">with a timestamp</w:t>
-      </w:r>
-      <w:r>
-        <w:rPr>
-          <w:rFonts w:ascii="Arial" w:cs="Arial" w:eastAsia="Arial" w:hAnsi="Arial"/>
-          <w:b w:val="0"/>
-          <w:bCs w:val="0"/>
-          <w:i w:val="0"/>
-          <w:iCs w:val="0"/>
-          <w:smallCaps w:val="0"/>
-          <w:strike w:val="0"/>
-          <w:color w:val="1a1a2e"/>
-          <w:sz w:val="22"/>
-          <w:szCs w:val="22"/>
-          <w:u w:val="none"/>
-          <w:shd w:fill="auto" w:val="clear"/>
-          <w:vertAlign w:val="baseline"/>
-          <w:rtl w:val="0"/>
-        </w:rPr>
-        <w:t xml:space="preserve">.</w:t>
-      </w:r>
-      <w:r>
-        <w:rPr>
-          <w:rtl w:val="0"/>
-        </w:rPr>
-      </w:r>
-    </w:p>
-    <w:p>
-      <w:pPr>
-        <w:spacing w:after="80" w:before="80" w:lineRule="auto"/>
-        <w:rPr/>
-      </w:pPr>
-      <w:r>
-        <w:rPr>
-          <w:rtl w:val="0"/>
-        </w:rPr>
-      </w:r>
-    </w:p>
-    <w:p>
-      <w:pPr>
-        <w:spacing w:after="80" w:before="200" w:lineRule="auto"/>
-        <w:rPr/>
-      </w:pPr>
-      <w:r>
-        <w:rPr>
-          <w:rFonts w:ascii="Arial" w:cs="Arial" w:eastAsia="Arial" w:hAnsi="Arial"/>
-          <w:b w:val="1"/>
-          <w:bCs w:val="1"/>
-          <w:color w:val="0d6e6e"/>
-          <w:sz w:val="24"/>
-          <w:szCs w:val="24"/>
-          <w:rtl w:val="0"/>
-        </w:rPr>
-        <w:t xml:space="preserve">UC-05: Agentic Financial Operation</w:t>
-      </w:r>
-      <w:r>
-        <w:rPr>
-          <w:rtl w:val="0"/>
-        </w:rPr>
-      </w:r>
-    </w:p>
-    <w:p>
-      <w:pPr>
-        <w:spacing w:after="100" w:before="60" w:lineRule="auto"/>
-        <w:rPr/>
-      </w:pPr>
-      <w:r>
-        <w:rPr>
-          <w:rFonts w:ascii="Arial" w:cs="Arial" w:eastAsia="Arial" w:hAnsi="Arial"/>
-          <w:color w:val="1a1a2e"/>
-          <w:sz w:val="22"/>
-          <w:szCs w:val="22"/>
-          <w:rtl w:val="0"/>
-        </w:rPr>
-        <w:t xml:space="preserve">An AI assistant is authorized to pay monthly subscriptions on the user's behalf.</w:t>
+        <w:t xml:space="preserve">Subsequent calls from the Finance App receive 403 TOKEN_REVOKED.</w:t>
       </w:r>
       <w:r>
         <w:rPr>
@@ -8200,6 +7958,7 @@
         <w:spacing w:after="60" w:before="60" w:line="240" w:lineRule="auto"/>
         <w:ind w:left="720" w:right="0" w:hanging="360"/>
         <w:jc w:val="left"/>
+        <w:rPr/>
       </w:pPr>
       <w:r>
         <w:rPr>
@@ -8214,19 +7973,17 @@
           <w:sz w:val="22"/>
           <w:szCs w:val="22"/>
           <w:u w:val="none"/>
-          <w:shd w:fill="auto" w:val="clear"/>
           <w:vertAlign w:val="baseline"/>
           <w:rtl w:val="0"/>
         </w:rPr>
-        <w:t xml:space="preserve">User grants the AI agent a </w:t>
-      </w:r>
-      <w:r>
-        <w:rPr>
-          <w:rFonts w:ascii="Roboto Mono" w:cs="Roboto Mono" w:eastAsia="Roboto Mono" w:hAnsi="Roboto Mono"/>
-          <w:color w:val="1a7a4a"/>
-          <w:rtl w:val="0"/>
-        </w:rPr>
-        <w:t xml:space="preserve">ScopedAccountToken</w:t>
+        <w:t xml:space="preserve">Revocation is logged in the Kill Switch portal </w:t>
+      </w:r>
+      <w:r>
+        <w:rPr>
+          <w:color w:val="1a1a2e"/>
+          <w:rtl w:val="0"/>
+        </w:rPr>
+        <w:t xml:space="preserve">with a timestamp</w:t>
       </w:r>
       <w:r>
         <w:rPr>
@@ -8241,19 +7998,95 @@
           <w:sz w:val="22"/>
           <w:szCs w:val="22"/>
           <w:u w:val="none"/>
-          <w:shd w:fill="auto" w:val="clear"/>
           <w:vertAlign w:val="baseline"/>
           <w:rtl w:val="0"/>
         </w:rPr>
-        <w:t xml:space="preserve"> with scope: [balance:verify, transfer:</w:t>
-      </w:r>
-      <w:r>
-        <w:rPr>
+        <w:t xml:space="preserve">.</w:t>
+      </w:r>
+      <w:r>
+        <w:rPr>
+          <w:rtl w:val="0"/>
+        </w:rPr>
+      </w:r>
+    </w:p>
+    <w:p>
+      <w:pPr>
+        <w:spacing w:after="80" w:before="80" w:lineRule="auto"/>
+        <w:rPr/>
+      </w:pPr>
+      <w:r>
+        <w:rPr>
+          <w:rtl w:val="0"/>
+        </w:rPr>
+      </w:r>
+    </w:p>
+    <w:p>
+      <w:pPr>
+        <w:spacing w:after="80" w:before="200" w:lineRule="auto"/>
+        <w:rPr/>
+      </w:pPr>
+      <w:r>
+        <w:rPr>
+          <w:rFonts w:ascii="Arial" w:cs="Arial" w:eastAsia="Arial" w:hAnsi="Arial"/>
+          <w:b w:val="1"/>
+          <w:bCs w:val="1"/>
+          <w:color w:val="0d6e6e"/>
+          <w:sz w:val="24"/>
+          <w:szCs w:val="24"/>
+          <w:rtl w:val="0"/>
+        </w:rPr>
+        <w:t xml:space="preserve">UC-05: Agentic Financial Operation</w:t>
+      </w:r>
+      <w:r>
+        <w:rPr>
+          <w:rtl w:val="0"/>
+        </w:rPr>
+      </w:r>
+    </w:p>
+    <w:p>
+      <w:pPr>
+        <w:spacing w:after="100" w:before="60" w:lineRule="auto"/>
+        <w:rPr/>
+      </w:pPr>
+      <w:r>
+        <w:rPr>
+          <w:rFonts w:ascii="Arial" w:cs="Arial" w:eastAsia="Arial" w:hAnsi="Arial"/>
           <w:color w:val="1a1a2e"/>
-          <w:rtl w:val="0"/>
-        </w:rPr>
-        <w:t xml:space="preserve">charge</w:t>
-      </w:r>
+          <w:sz w:val="22"/>
+          <w:szCs w:val="22"/>
+          <w:rtl w:val="0"/>
+        </w:rPr>
+        <w:t xml:space="preserve">An AI assistant is authorized to pay monthly subscriptions on the user's behalf.</w:t>
+      </w:r>
+      <w:r>
+        <w:rPr>
+          <w:rtl w:val="0"/>
+        </w:rPr>
+      </w:r>
+    </w:p>
+    <w:p>
+      <w:pPr>
+        <w:keepNext w:val="0"/>
+        <w:keepLines w:val="0"/>
+        <w:pageBreakBefore w:val="0"/>
+        <w:widowControl w:val="1"/>
+        <w:numPr>
+          <w:ilvl w:val="0"/>
+          <w:numId w:val="5"/>
+        </w:numPr>
+        <w:pBdr>
+          <w:top w:space="0" w:sz="0" w:val="nil"/>
+          <w:left w:space="0" w:sz="0" w:val="nil"/>
+          <w:bottom w:space="0" w:sz="0" w:val="nil"/>
+          <w:right w:space="0" w:sz="0" w:val="nil"/>
+          <w:between w:space="0" w:sz="0" w:val="nil"/>
+        </w:pBdr>
+        <w:shd w:fill="auto" w:val="clear"/>
+        <w:spacing w:after="60" w:before="60" w:line="240" w:lineRule="auto"/>
+        <w:ind w:left="720" w:right="0" w:hanging="360"/>
+        <w:jc w:val="left"/>
+        <w:rPr/>
+      </w:pPr>
       <w:r>
         <w:rPr>
           <w:rFonts w:ascii="Arial" w:cs="Arial" w:eastAsia="Arial" w:hAnsi="Arial"/>
@@ -8267,7 +8100,57 @@
           <w:sz w:val="22"/>
           <w:szCs w:val="22"/>
           <w:u w:val="none"/>
-          <w:shd w:fill="auto" w:val="clear"/>
+          <w:vertAlign w:val="baseline"/>
+          <w:rtl w:val="0"/>
+        </w:rPr>
+        <w:t xml:space="preserve">User grants the AI agent a </w:t>
+      </w:r>
+      <w:r>
+        <w:rPr>
+          <w:rFonts w:ascii="Roboto Mono" w:cs="Roboto Mono" w:eastAsia="Roboto Mono" w:hAnsi="Roboto Mono"/>
+          <w:color w:val="1a7a4a"/>
+          <w:rtl w:val="0"/>
+        </w:rPr>
+        <w:t xml:space="preserve">ScopedAccountToken</w:t>
+      </w:r>
+      <w:r>
+        <w:rPr>
+          <w:rFonts w:ascii="Arial" w:cs="Arial" w:eastAsia="Arial" w:hAnsi="Arial"/>
+          <w:b w:val="0"/>
+          <w:bCs w:val="0"/>
+          <w:i w:val="0"/>
+          <w:iCs w:val="0"/>
+          <w:smallCaps w:val="0"/>
+          <w:strike w:val="0"/>
+          <w:color w:val="1a1a2e"/>
+          <w:sz w:val="22"/>
+          <w:szCs w:val="22"/>
+          <w:u w:val="none"/>
+          <w:vertAlign w:val="baseline"/>
+          <w:rtl w:val="0"/>
+        </w:rPr>
+        <w:t xml:space="preserve"> with scope: [balance:verify, transfer:</w:t>
+      </w:r>
+      <w:r>
+        <w:rPr>
+          <w:color w:val="1a1a2e"/>
+          <w:rtl w:val="0"/>
+        </w:rPr>
+        <w:t xml:space="preserve">charge</w:t>
+      </w:r>
+      <w:r>
+        <w:rPr>
+          <w:rFonts w:ascii="Arial" w:cs="Arial" w:eastAsia="Arial" w:hAnsi="Arial"/>
+          <w:b w:val="0"/>
+          <w:bCs w:val="0"/>
+          <w:i w:val="0"/>
+          <w:iCs w:val="0"/>
+          <w:smallCaps w:val="0"/>
+          <w:strike w:val="0"/>
+          <w:color w:val="1a1a2e"/>
+          <w:sz w:val="22"/>
+          <w:szCs w:val="22"/>
+          <w:u w:val="none"/>
           <w:vertAlign w:val="baseline"/>
           <w:rtl w:val="0"/>
         </w:rPr>
@@ -8315,7 +8198,6 @@
           <w:sz w:val="22"/>
           <w:szCs w:val="22"/>
           <w:u w:val="none"/>
-          <w:shd w:fill="auto" w:val="clear"/>
           <w:vertAlign w:val="baseline"/>
           <w:rtl w:val="0"/>
         </w:rPr>
@@ -8348,6 +8230,7 @@
         <w:spacing w:after="60" w:before="60" w:line="240" w:lineRule="auto"/>
         <w:ind w:left="720" w:right="0" w:hanging="360"/>
         <w:jc w:val="left"/>
+        <w:rPr/>
       </w:pPr>
       <w:r>
         <w:rPr>
@@ -8362,7 +8245,6 @@
           <w:sz w:val="22"/>
           <w:szCs w:val="22"/>
           <w:u w:val="none"/>
-          <w:shd w:fill="auto" w:val="clear"/>
           <w:vertAlign w:val="baseline"/>
           <w:rtl w:val="0"/>
         </w:rPr>
@@ -8389,7 +8271,6 @@
           <w:sz w:val="22"/>
           <w:szCs w:val="22"/>
           <w:u w:val="none"/>
-          <w:shd w:fill="auto" w:val="clear"/>
           <w:vertAlign w:val="baseline"/>
           <w:rtl w:val="0"/>
         </w:rPr>
@@ -8416,7 +8297,6 @@
           <w:sz w:val="22"/>
           <w:szCs w:val="22"/>
           <w:u w:val="none"/>
-          <w:shd w:fill="auto" w:val="clear"/>
           <w:vertAlign w:val="baseline"/>
           <w:rtl w:val="0"/>
         </w:rPr>
@@ -8464,7 +8344,6 @@
           <w:sz w:val="22"/>
           <w:szCs w:val="22"/>
           <w:u w:val="none"/>
-          <w:shd w:fill="auto" w:val="clear"/>
           <w:vertAlign w:val="baseline"/>
           <w:rtl w:val="0"/>
         </w:rPr>
@@ -8498,7 +8377,6 @@
           <w:sz w:val="22"/>
           <w:szCs w:val="22"/>
           <w:u w:val="none"/>
-          <w:shd w:fill="auto" w:val="clear"/>
           <w:vertAlign w:val="baseline"/>
           <w:rtl w:val="0"/>
         </w:rPr>
@@ -8546,7 +8424,6 @@
           <w:sz w:val="22"/>
           <w:szCs w:val="22"/>
           <w:u w:val="none"/>
-          <w:shd w:fill="auto" w:val="clear"/>
           <w:vertAlign w:val="baseline"/>
           <w:rtl w:val="0"/>
         </w:rPr>
@@ -8572,7 +8449,6 @@
           <w:sz w:val="22"/>
           <w:szCs w:val="22"/>
           <w:u w:val="none"/>
-          <w:shd w:fill="auto" w:val="clear"/>
           <w:vertAlign w:val="baseline"/>
           <w:rtl w:val="0"/>
         </w:rPr>
@@ -8620,7 +8496,6 @@
           <w:sz w:val="22"/>
           <w:szCs w:val="22"/>
           <w:u w:val="none"/>
-          <w:shd w:fill="auto" w:val="clear"/>
           <w:vertAlign w:val="baseline"/>
           <w:rtl w:val="0"/>
         </w:rPr>
@@ -13840,16 +13715,7 @@
                 <w:szCs w:val="20"/>
                 <w:rtl w:val="0"/>
               </w:rPr>
-              <w:t xml:space="preserve">d</w:t>
-            </w:r>
-            <w:r>
-              <w:rPr>
-                <w:color w:val="1a1a2e"/>
-                <w:sz w:val="20"/>
-                <w:szCs w:val="20"/>
-                <w:rtl w:val="0"/>
-              </w:rPr>
-              <w:t xml:space="preserve"> </w:t>
+              <w:t xml:space="preserve">d </w:t>
             </w:r>
             <w:r>
               <w:rPr>
@@ -15590,19 +15456,7 @@
                 <w:szCs w:val="19"/>
                 <w:rtl w:val="0"/>
               </w:rPr>
-              <w:t xml:space="preserve"> r</w:t>
-            </w:r>
-            <w:r>
-              <w:rPr>
-                <w:rFonts w:ascii="Arial" w:cs="Arial" w:eastAsia="Arial" w:hAnsi="Arial"/>
-                <w:b w:val="0"/>
-                <w:bCs w:val="0"/>
-                <w:color w:val="1a1a2e"/>
-                <w:sz w:val="19"/>
-                <w:szCs w:val="19"/>
-                <w:rtl w:val="0"/>
-              </w:rPr>
-              <w:t xml:space="preserve">equire mTLS</w:t>
+              <w:t xml:space="preserve"> require mTLS</w:t>
             </w:r>
             <w:r>
               <w:rPr>
@@ -19484,7 +19338,7 @@
             </w:pPr>
             <w:sdt>
               <w:sdtPr>
-                <w:id w:val="-142477855"/>
+                <w:id w:val="1109163712"/>
                 <w:tag w:val="goog_rdk_0"/>
               </w:sdtPr>
               <w:sdtContent>
@@ -19720,7 +19574,7 @@
             </w:pPr>
             <w:sdt>
               <w:sdtPr>
-                <w:id w:val="-600811847"/>
+                <w:id w:val="1203921954"/>
                 <w:tag w:val="goog_rdk_1"/>
               </w:sdtPr>
               <w:sdtContent>
@@ -19796,7 +19650,7 @@
             </w:r>
             <w:sdt>
               <w:sdtPr>
-                <w:id w:val="212647510"/>
+                <w:id w:val="1006761020"/>
                 <w:tag w:val="goog_rdk_2"/>
               </w:sdtPr>
               <w:sdtContent>
@@ -19870,7 +19724,7 @@
             </w:pPr>
             <w:sdt>
               <w:sdtPr>
-                <w:id w:val="1329392290"/>
+                <w:id w:val="-893619696"/>
                 <w:tag w:val="goog_rdk_3"/>
               </w:sdtPr>
               <w:sdtContent>
@@ -19895,16 +19749,7 @@
                 <w:szCs w:val="20"/>
                 <w:rtl w:val="0"/>
               </w:rPr>
-              <w:t xml:space="preserve"> </w:t>
-            </w:r>
-            <w:r>
-              <w:rPr>
-                <w:color w:val="444444"/>
-                <w:sz w:val="20"/>
-                <w:szCs w:val="20"/>
-                <w:rtl w:val="0"/>
-              </w:rPr>
-              <w:t xml:space="preserve">(</w:t>
+              <w:t xml:space="preserve"> (</w:t>
             </w:r>
             <w:r>
               <w:rPr>
@@ -20006,7 +19851,7 @@
             </w:r>
             <w:sdt>
               <w:sdtPr>
-                <w:id w:val="-575120297"/>
+                <w:id w:val="264730383"/>
                 <w:tag w:val="goog_rdk_4"/>
               </w:sdtPr>
               <w:sdtContent>
@@ -21255,27 +21100,7 @@
           <w:szCs w:val="22"/>
           <w:rtl w:val="0"/>
         </w:rPr>
-        <w:t xml:space="preserve">LDBP does not require core ledger replacement. The implementation model is a Translation and Governance Layer — an API Gateway — that sits on top of the bank's existing core banking system </w:t>
-      </w:r>
-      <w:r>
-        <w:rPr>
-          <w:rFonts w:ascii="Arial" w:cs="Arial" w:eastAsia="Arial" w:hAnsi="Arial"/>
-          <w:color w:val="1a1a2e"/>
-          <w:sz w:val="22"/>
-          <w:szCs w:val="22"/>
-          <w:rtl w:val="0"/>
-        </w:rPr>
-        <w:t xml:space="preserve">(e.g. FIS, Fiserv, Jack Henry, or equivalent).</w:t>
-      </w:r>
-      <w:r>
-        <w:rPr>
-          <w:rFonts w:ascii="Arial" w:cs="Arial" w:eastAsia="Arial" w:hAnsi="Arial"/>
-          <w:color w:val="1a1a2e"/>
-          <w:sz w:val="22"/>
-          <w:szCs w:val="22"/>
-          <w:rtl w:val="0"/>
-        </w:rPr>
-        <w:t xml:space="preserve"> This gateway intercepts all inbound requests from Finance Apps and enforces LDBP protocol before any call touches the ledger.</w:t>
+        <w:t xml:space="preserve">LDBP does not require core ledger replacement. The implementation model is a Translation and Governance Layer — an API Gateway — that sits on top of the bank's existing core banking system (e.g. FIS, Fiserv, Jack Henry, or equivalent). This gateway intercepts all inbound requests from Finance Apps and enforces LDBP protocol before any call touches the ledger.</w:t>
       </w:r>
       <w:r>
         <w:rPr>
@@ -21376,7 +21201,7 @@
             </w:pPr>
             <w:sdt>
               <w:sdtPr>
-                <w:id w:val="-751268592"/>
+                <w:id w:val="257297535"/>
                 <w:tag w:val="goog_rdk_5"/>
               </w:sdtPr>
               <w:sdtContent>
@@ -21658,19 +21483,16 @@
           <w:p>
             <w:pPr>
               <w:spacing w:after="0" w:before="0" w:lineRule="auto"/>
-              <w:rPr>
-                <w:highlight w:val="yellow"/>
-              </w:rPr>
-            </w:pPr>
-            <w:r>
-              <w:rPr>
-                <w:rFonts w:ascii="Arial" w:cs="Arial" w:eastAsia="Arial" w:hAnsi="Arial"/>
-                <w:b w:val="0"/>
-                <w:bCs w:val="0"/>
-                <w:color w:val="1a1a2e"/>
-                <w:sz w:val="20"/>
-                <w:szCs w:val="20"/>
-                <w:highlight w:val="yellow"/>
+              <w:rPr/>
+            </w:pPr>
+            <w:r>
+              <w:rPr>
+                <w:rFonts w:ascii="Arial" w:cs="Arial" w:eastAsia="Arial" w:hAnsi="Arial"/>
+                <w:b w:val="0"/>
+                <w:bCs w:val="0"/>
+                <w:color w:val="1a1a2e"/>
+                <w:sz w:val="20"/>
+                <w:szCs w:val="20"/>
                 <w:rtl w:val="0"/>
               </w:rPr>
               <w:t xml:space="preserve">OAuth 2.0 account-level token issuance. Account selector UI. Alias ID generation (alias_8822_stripe pattern). Consent scope encoding. Token cryptographic expiry.</w:t>
@@ -21747,19 +21569,16 @@
           <w:p>
             <w:pPr>
               <w:spacing w:after="0" w:before="0" w:lineRule="auto"/>
-              <w:rPr>
-                <w:highlight w:val="yellow"/>
-              </w:rPr>
-            </w:pPr>
-            <w:r>
-              <w:rPr>
-                <w:rFonts w:ascii="Arial" w:cs="Arial" w:eastAsia="Arial" w:hAnsi="Arial"/>
-                <w:b w:val="0"/>
-                <w:bCs w:val="0"/>
-                <w:color w:val="1a1a2e"/>
-                <w:sz w:val="20"/>
-                <w:szCs w:val="20"/>
-                <w:highlight w:val="yellow"/>
+              <w:rPr/>
+            </w:pPr>
+            <w:r>
+              <w:rPr>
+                <w:rFonts w:ascii="Arial" w:cs="Arial" w:eastAsia="Arial" w:hAnsi="Arial"/>
+                <w:b w:val="0"/>
+                <w:bCs w:val="0"/>
+                <w:color w:val="1a1a2e"/>
+                <w:sz w:val="20"/>
+                <w:szCs w:val="20"/>
                 <w:rtl w:val="0"/>
               </w:rPr>
               <w:t xml:space="preserve">The central enforcement engine. Checks consent rules, weekly/monthly caps, token validity. Routes balance check and fraud evaluation. Returns composite Boolean. Enforces opaque False responses.</w:t>
@@ -21836,19 +21655,16 @@
           <w:p>
             <w:pPr>
               <w:spacing w:after="0" w:before="0" w:lineRule="auto"/>
-              <w:rPr>
-                <w:highlight w:val="yellow"/>
-              </w:rPr>
-            </w:pPr>
-            <w:r>
-              <w:rPr>
-                <w:rFonts w:ascii="Arial" w:cs="Arial" w:eastAsia="Arial" w:hAnsi="Arial"/>
-                <w:b w:val="0"/>
-                <w:bCs w:val="0"/>
-                <w:color w:val="1a1a2e"/>
-                <w:sz w:val="20"/>
-                <w:szCs w:val="20"/>
-                <w:highlight w:val="yellow"/>
+              <w:rPr/>
+            </w:pPr>
+            <w:r>
+              <w:rPr>
+                <w:rFonts w:ascii="Arial" w:cs="Arial" w:eastAsia="Arial" w:hAnsi="Arial"/>
+                <w:b w:val="0"/>
+                <w:bCs w:val="0"/>
+                <w:color w:val="1a1a2e"/>
+                <w:sz w:val="20"/>
+                <w:szCs w:val="20"/>
                 <w:rtl w:val="0"/>
               </w:rPr>
               <w:t xml:space="preserve">Passes transaction context to the bank's internal fraud model. Result feeds into PEP's composite atomic decision. Never exposes fraud model output to Finance App.</w:t>
@@ -21925,19 +21741,16 @@
           <w:p>
             <w:pPr>
               <w:spacing w:after="0" w:before="0" w:lineRule="auto"/>
-              <w:rPr>
-                <w:highlight w:val="yellow"/>
-              </w:rPr>
-            </w:pPr>
-            <w:r>
-              <w:rPr>
-                <w:rFonts w:ascii="Arial" w:cs="Arial" w:eastAsia="Arial" w:hAnsi="Arial"/>
-                <w:b w:val="0"/>
-                <w:bCs w:val="0"/>
-                <w:color w:val="1a1a2e"/>
-                <w:sz w:val="20"/>
-                <w:szCs w:val="20"/>
-                <w:highlight w:val="yellow"/>
+              <w:rPr/>
+            </w:pPr>
+            <w:r>
+              <w:rPr>
+                <w:rFonts w:ascii="Arial" w:cs="Arial" w:eastAsia="Arial" w:hAnsi="Arial"/>
+                <w:b w:val="0"/>
+                <w:bCs w:val="0"/>
+                <w:color w:val="1a1a2e"/>
+                <w:sz w:val="20"/>
+                <w:szCs w:val="20"/>
                 <w:rtl w:val="0"/>
               </w:rPr>
               <w:t xml:space="preserve">Wraps the existing GET /balance ledger call. Converts raw balance integer to </w:t>
@@ -21948,7 +21761,6 @@
                 <w:color w:val="1a7a4a"/>
                 <w:sz w:val="20"/>
                 <w:szCs w:val="20"/>
-                <w:highlight w:val="yellow"/>
                 <w:rtl w:val="0"/>
               </w:rPr>
               <w:t xml:space="preserve">True/False</w:t>
@@ -21961,7 +21773,6 @@
                 <w:color w:val="1a1a2e"/>
                 <w:sz w:val="20"/>
                 <w:szCs w:val="20"/>
-                <w:highlight w:val="yellow"/>
                 <w:rtl w:val="0"/>
               </w:rPr>
               <w:t xml:space="preserve"> comparison against the requested amount. Ensures no raw number leaves the gateway.</w:t>
@@ -22038,19 +21849,16 @@
           <w:p>
             <w:pPr>
               <w:spacing w:after="0" w:before="0" w:lineRule="auto"/>
-              <w:rPr>
-                <w:highlight w:val="yellow"/>
-              </w:rPr>
-            </w:pPr>
-            <w:r>
-              <w:rPr>
-                <w:rFonts w:ascii="Arial" w:cs="Arial" w:eastAsia="Arial" w:hAnsi="Arial"/>
-                <w:b w:val="0"/>
-                <w:bCs w:val="0"/>
-                <w:color w:val="1a1a2e"/>
-                <w:sz w:val="20"/>
-                <w:szCs w:val="20"/>
-                <w:highlight w:val="yellow"/>
+              <w:rPr/>
+            </w:pPr>
+            <w:r>
+              <w:rPr>
+                <w:rFonts w:ascii="Arial" w:cs="Arial" w:eastAsia="Arial" w:hAnsi="Arial"/>
+                <w:b w:val="0"/>
+                <w:bCs w:val="0"/>
+                <w:color w:val="1a1a2e"/>
+                <w:sz w:val="20"/>
+                <w:szCs w:val="20"/>
                 <w:rtl w:val="0"/>
               </w:rPr>
               <w:t xml:space="preserve">Implements balance verification, fraud evaluation, and fund deduction in a single database lock within the PEP. Used by /transfer/charge and /batch/transfer/charge. Prevents race conditions.</w:t>
@@ -22127,19 +21935,16 @@
           <w:p>
             <w:pPr>
               <w:spacing w:after="0" w:before="0" w:lineRule="auto"/>
-              <w:rPr>
-                <w:highlight w:val="yellow"/>
-              </w:rPr>
-            </w:pPr>
-            <w:r>
-              <w:rPr>
-                <w:rFonts w:ascii="Arial" w:cs="Arial" w:eastAsia="Arial" w:hAnsi="Arial"/>
-                <w:b w:val="0"/>
-                <w:bCs w:val="0"/>
-                <w:color w:val="1a1a2e"/>
-                <w:sz w:val="20"/>
-                <w:szCs w:val="20"/>
-                <w:highlight w:val="yellow"/>
+              <w:rPr/>
+            </w:pPr>
+            <w:r>
+              <w:rPr>
+                <w:rFonts w:ascii="Arial" w:cs="Arial" w:eastAsia="Arial" w:hAnsi="Arial"/>
+                <w:b w:val="0"/>
+                <w:bCs w:val="0"/>
+                <w:color w:val="1a1a2e"/>
+                <w:sz w:val="20"/>
+                <w:szCs w:val="20"/>
                 <w:rtl w:val="0"/>
               </w:rPr>
               <w:t xml:space="preserve">24-hour cache keyed on X-Idempotency-Key. Prevents double-charging on network retries. Returns original response on duplicate key.</w:t>
@@ -22216,19 +22021,16 @@
           <w:p>
             <w:pPr>
               <w:spacing w:after="0" w:before="0" w:lineRule="auto"/>
-              <w:rPr>
-                <w:highlight w:val="yellow"/>
-              </w:rPr>
-            </w:pPr>
-            <w:r>
-              <w:rPr>
-                <w:rFonts w:ascii="Arial" w:cs="Arial" w:eastAsia="Arial" w:hAnsi="Arial"/>
-                <w:b w:val="0"/>
-                <w:bCs w:val="0"/>
-                <w:color w:val="1a1a2e"/>
-                <w:sz w:val="20"/>
-                <w:szCs w:val="20"/>
-                <w:highlight w:val="yellow"/>
+              <w:rPr/>
+            </w:pPr>
+            <w:r>
+              <w:rPr>
+                <w:rFonts w:ascii="Arial" w:cs="Arial" w:eastAsia="Arial" w:hAnsi="Arial"/>
+                <w:b w:val="0"/>
+                <w:bCs w:val="0"/>
+                <w:color w:val="1a1a2e"/>
+                <w:sz w:val="20"/>
+                <w:szCs w:val="20"/>
                 <w:rtl w:val="0"/>
               </w:rPr>
               <w:t xml:space="preserve">Sends verification.blocked webhooks to authenticated users. Sends Real-time Consent Receipts on transfer execution. Never routes notifications to Finance Apps.</w:t>
@@ -22305,19 +22107,16 @@
           <w:p>
             <w:pPr>
               <w:spacing w:after="0" w:before="0" w:lineRule="auto"/>
-              <w:rPr>
-                <w:highlight w:val="yellow"/>
-              </w:rPr>
-            </w:pPr>
-            <w:r>
-              <w:rPr>
-                <w:rFonts w:ascii="Arial" w:cs="Arial" w:eastAsia="Arial" w:hAnsi="Arial"/>
-                <w:b w:val="0"/>
-                <w:bCs w:val="0"/>
-                <w:color w:val="1a1a2e"/>
-                <w:sz w:val="20"/>
-                <w:szCs w:val="20"/>
-                <w:highlight w:val="yellow"/>
+              <w:rPr/>
+            </w:pPr>
+            <w:r>
+              <w:rPr>
+                <w:rFonts w:ascii="Arial" w:cs="Arial" w:eastAsia="Arial" w:hAnsi="Arial"/>
+                <w:b w:val="0"/>
+                <w:bCs w:val="0"/>
+                <w:color w:val="1a1a2e"/>
+                <w:sz w:val="20"/>
+                <w:szCs w:val="20"/>
                 <w:rtl w:val="0"/>
               </w:rPr>
               <w:t xml:space="preserve">Manages ScopedAccountToken lifecycle. Instant revocation. Transaction log with human-readable status taxonomy. Consumer-facing only.</w:t>
@@ -22394,16 +22193,13 @@
           <w:p>
             <w:pPr>
               <w:spacing w:after="0" w:before="0" w:lineRule="auto"/>
-              <w:rPr>
-                <w:highlight w:val="yellow"/>
-              </w:rPr>
-            </w:pPr>
-            <w:r>
-              <w:rPr>
-                <w:color w:val="1a1a2e"/>
-                <w:sz w:val="20"/>
-                <w:szCs w:val="20"/>
-                <w:highlight w:val="yellow"/>
+              <w:rPr/>
+            </w:pPr>
+            <w:r>
+              <w:rPr>
+                <w:color w:val="1a1a2e"/>
+                <w:sz w:val="20"/>
+                <w:szCs w:val="20"/>
                 <w:rtl w:val="0"/>
               </w:rPr>
               <w:t xml:space="preserve">Counts per-execution and per-batch execution events for billing. Tracks per-verification call counts for operational reporting. Calculates bps royalties on billable events.</w:t>
@@ -25014,7 +24810,6 @@
           <w:sz w:val="22"/>
           <w:szCs w:val="22"/>
           <w:u w:val="none"/>
-          <w:shd w:fill="auto" w:val="clear"/>
           <w:vertAlign w:val="baseline"/>
           <w:rtl w:val="0"/>
         </w:rPr>
@@ -25040,7 +24835,6 @@
           <w:sz w:val="22"/>
           <w:szCs w:val="22"/>
           <w:u w:val="none"/>
-          <w:shd w:fill="auto" w:val="clear"/>
           <w:vertAlign w:val="baseline"/>
           <w:rtl w:val="0"/>
         </w:rPr>
@@ -25088,7 +24882,6 @@
           <w:sz w:val="22"/>
           <w:szCs w:val="22"/>
           <w:u w:val="none"/>
-          <w:shd w:fill="auto" w:val="clear"/>
           <w:vertAlign w:val="baseline"/>
           <w:rtl w:val="0"/>
         </w:rPr>
@@ -25136,7 +24929,6 @@
           <w:sz w:val="22"/>
           <w:szCs w:val="22"/>
           <w:u w:val="none"/>
-          <w:shd w:fill="auto" w:val="clear"/>
           <w:vertAlign w:val="baseline"/>
           <w:rtl w:val="0"/>
         </w:rPr>
@@ -25232,7 +25024,6 @@
           <w:sz w:val="22"/>
           <w:szCs w:val="22"/>
           <w:u w:val="none"/>
-          <w:shd w:fill="auto" w:val="clear"/>
           <w:vertAlign w:val="baseline"/>
           <w:rtl w:val="0"/>
         </w:rPr>
@@ -25251,7 +25042,6 @@
           <w:sz w:val="22"/>
           <w:szCs w:val="22"/>
           <w:u w:val="none"/>
-          <w:shd w:fill="auto" w:val="clear"/>
           <w:vertAlign w:val="baseline"/>
           <w:rtl w:val="0"/>
         </w:rPr>
@@ -25298,7 +25088,6 @@
           <w:sz w:val="22"/>
           <w:szCs w:val="22"/>
           <w:u w:val="none"/>
-          <w:shd w:fill="auto" w:val="clear"/>
           <w:vertAlign w:val="baseline"/>
           <w:rtl w:val="0"/>
         </w:rPr>
@@ -25317,7 +25106,6 @@
           <w:sz w:val="22"/>
           <w:szCs w:val="22"/>
           <w:u w:val="none"/>
-          <w:shd w:fill="auto" w:val="clear"/>
           <w:vertAlign w:val="baseline"/>
           <w:rtl w:val="0"/>
         </w:rPr>
@@ -25364,7 +25152,6 @@
           <w:sz w:val="22"/>
           <w:szCs w:val="22"/>
           <w:u w:val="none"/>
-          <w:shd w:fill="auto" w:val="clear"/>
           <w:vertAlign w:val="baseline"/>
           <w:rtl w:val="0"/>
         </w:rPr>
@@ -25383,7 +25170,6 @@
           <w:sz w:val="22"/>
           <w:szCs w:val="22"/>
           <w:u w:val="none"/>
-          <w:shd w:fill="auto" w:val="clear"/>
           <w:vertAlign w:val="baseline"/>
           <w:rtl w:val="0"/>
         </w:rPr>
@@ -26835,7 +26621,6 @@
           <w:sz w:val="22"/>
           <w:szCs w:val="22"/>
           <w:u w:val="none"/>
-          <w:shd w:fill="auto" w:val="clear"/>
           <w:vertAlign w:val="baseline"/>
           <w:rtl w:val="0"/>
         </w:rPr>
@@ -26854,7 +26639,6 @@
           <w:sz w:val="22"/>
           <w:szCs w:val="22"/>
           <w:u w:val="none"/>
-          <w:shd w:fill="auto" w:val="clear"/>
           <w:vertAlign w:val="baseline"/>
           <w:rtl w:val="0"/>
         </w:rPr>
@@ -26880,7 +26664,6 @@
           <w:sz w:val="22"/>
           <w:szCs w:val="22"/>
           <w:u w:val="none"/>
-          <w:shd w:fill="auto" w:val="clear"/>
           <w:vertAlign w:val="baseline"/>
           <w:rtl w:val="0"/>
         </w:rPr>
@@ -26897,7 +26680,6 @@
           <w:sz w:val="22"/>
           <w:szCs w:val="22"/>
           <w:u w:val="none"/>
-          <w:shd w:fill="auto" w:val="clear"/>
           <w:vertAlign w:val="baseline"/>
           <w:rtl w:val="0"/>
         </w:rPr>
@@ -26909,6 +26691,11 @@
           <w:rtl w:val="0"/>
         </w:rPr>
         <w:t xml:space="preserve">, with the option to meter verification calls at institution discretion.</w:t>
+      </w:r>
+      <w:r>
+        <w:rPr>
+          <w:rtl w:val="0"/>
+        </w:rPr>
       </w:r>
     </w:p>
     <w:p>
@@ -26946,42 +26733,10 @@
           <w:sz w:val="22"/>
           <w:szCs w:val="22"/>
           <w:u w:val="none"/>
-          <w:shd w:fill="auto" w:val="clear"/>
           <w:vertAlign w:val="baseline"/>
           <w:rtl w:val="0"/>
         </w:rPr>
         <w:t xml:space="preserve">Liability Reduction: </w:t>
-      </w:r>
-      <w:r>
-        <w:rPr>
-          <w:rFonts w:ascii="Arial" w:cs="Arial" w:eastAsia="Arial" w:hAnsi="Arial"/>
-          <w:b w:val="0"/>
-          <w:bCs w:val="0"/>
-          <w:i w:val="0"/>
-          <w:iCs w:val="0"/>
-          <w:smallCaps w:val="0"/>
-          <w:strike w:val="0"/>
-          <w:color w:val="1a1a2e"/>
-          <w:sz w:val="22"/>
-          <w:szCs w:val="22"/>
-          <w:u w:val="none"/>
-          <w:shd w:fill="auto" w:val="clear"/>
-          <w:vertAlign w:val="baseline"/>
-          <w:rtl w:val="0"/>
-        </w:rPr>
-        <w:t xml:space="preserve">Under CFPB 1033, banks are now responsible for the downstream behavior of every Finance App connecting via their developer interface. </w:t>
-      </w:r>
-      <w:r>
-        <w:rPr>
-          <w:rtl w:val="0"/>
-        </w:rPr>
-        <w:t xml:space="preserve">If the bank shares only a Boolean result rather than raw account data, a breach at a third-party fintech exposes nothing — because the fintech never received anything worth stealing.</w:t>
-      </w:r>
-      <w:r>
-        <w:rPr>
-          <w:rtl w:val="0"/>
-        </w:rPr>
-        <w:t xml:space="preserve"> </w:t>
       </w:r>
       <w:r>
         <w:rPr>
@@ -26999,7 +26754,13 @@
           <w:vertAlign w:val="baseline"/>
           <w:rtl w:val="0"/>
         </w:rPr>
-        <w:t xml:space="preserve">Th</w:t>
+        <w:t xml:space="preserve">Under CFPB 1033, banks are now responsible for the downstream behavior of every Finance App connecting via their developer interface. </w:t>
+      </w:r>
+      <w:r>
+        <w:rPr>
+          <w:rtl w:val="0"/>
+        </w:rPr>
+        <w:t xml:space="preserve">If the bank shares only a Boolean result rather than raw account data, a breach at a third-party fintech exposes nothing — because the fintech never received anything worth stealing. </w:t>
       </w:r>
       <w:r>
         <w:rPr>
@@ -27014,11 +26775,10 @@
           <w:sz w:val="22"/>
           <w:szCs w:val="22"/>
           <w:u w:val="none"/>
-          <w:shd w:fill="auto" w:val="clear"/>
           <w:vertAlign w:val="baseline"/>
           <w:rtl w:val="0"/>
         </w:rPr>
-        <w:t xml:space="preserve">is is a direct reduction in regulatory and legal surface area.</w:t>
+        <w:t xml:space="preserve">This is a direct reduction in regulatory and legal surface area.</w:t>
       </w:r>
       <w:r>
         <w:rPr>
@@ -27061,7 +26821,6 @@
           <w:sz w:val="22"/>
           <w:szCs w:val="22"/>
           <w:u w:val="none"/>
-          <w:shd w:fill="auto" w:val="clear"/>
           <w:vertAlign w:val="baseline"/>
           <w:rtl w:val="0"/>
         </w:rPr>
@@ -27080,7 +26839,6 @@
           <w:sz w:val="22"/>
           <w:szCs w:val="22"/>
           <w:u w:val="none"/>
-          <w:shd w:fill="auto" w:val="clear"/>
           <w:vertAlign w:val="baseline"/>
           <w:rtl w:val="0"/>
         </w:rPr>
@@ -27106,7 +26864,6 @@
           <w:sz w:val="22"/>
           <w:szCs w:val="22"/>
           <w:u w:val="none"/>
-          <w:shd w:fill="auto" w:val="clear"/>
           <w:vertAlign w:val="baseline"/>
           <w:rtl w:val="0"/>
         </w:rPr>
@@ -27807,19 +27564,7 @@
                 <w:szCs w:val="20"/>
                 <w:rtl w:val="0"/>
               </w:rPr>
-              <w:t xml:space="preserve">NSF</w:t>
-            </w:r>
-            <w:r>
-              <w:rPr>
-                <w:rFonts w:ascii="Arial" w:cs="Arial" w:eastAsia="Arial" w:hAnsi="Arial"/>
-                <w:b w:val="0"/>
-                <w:bCs w:val="0"/>
-                <w:color w:val="1a1a2e"/>
-                <w:sz w:val="20"/>
-                <w:szCs w:val="20"/>
-                <w:rtl w:val="0"/>
-              </w:rPr>
-              <w:t xml:space="preserve"> decline rates</w:t>
+              <w:t xml:space="preserve">NSF decline rates</w:t>
             </w:r>
           </w:p>
           <w:p>
@@ -28446,7 +28191,6 @@
           <w:sz w:val="22"/>
           <w:szCs w:val="22"/>
           <w:u w:val="none"/>
-          <w:shd w:fill="auto" w:val="clear"/>
           <w:vertAlign w:val="baseline"/>
           <w:rtl w:val="0"/>
         </w:rPr>
@@ -28494,7 +28238,6 @@
           <w:sz w:val="22"/>
           <w:szCs w:val="22"/>
           <w:u w:val="none"/>
-          <w:shd w:fill="auto" w:val="clear"/>
           <w:vertAlign w:val="baseline"/>
           <w:rtl w:val="0"/>
         </w:rPr>
@@ -28542,7 +28285,6 @@
           <w:sz w:val="22"/>
           <w:szCs w:val="22"/>
           <w:u w:val="none"/>
-          <w:shd w:fill="auto" w:val="clear"/>
           <w:vertAlign w:val="baseline"/>
           <w:rtl w:val="0"/>
         </w:rPr>
@@ -28590,7 +28332,6 @@
           <w:sz w:val="22"/>
           <w:szCs w:val="22"/>
           <w:u w:val="none"/>
-          <w:shd w:fill="auto" w:val="clear"/>
           <w:vertAlign w:val="baseline"/>
           <w:rtl w:val="0"/>
         </w:rPr>
@@ -28638,7 +28379,6 @@
           <w:sz w:val="22"/>
           <w:szCs w:val="22"/>
           <w:u w:val="none"/>
-          <w:shd w:fill="auto" w:val="clear"/>
           <w:vertAlign w:val="baseline"/>
           <w:rtl w:val="0"/>
         </w:rPr>
@@ -28839,7 +28579,6 @@
           <w:sz w:val="22"/>
           <w:szCs w:val="22"/>
           <w:u w:val="none"/>
-          <w:shd w:fill="auto" w:val="clear"/>
           <w:vertAlign w:val="baseline"/>
           <w:rtl w:val="0"/>
         </w:rPr>
@@ -28887,7 +28626,6 @@
           <w:sz w:val="22"/>
           <w:szCs w:val="22"/>
           <w:u w:val="none"/>
-          <w:shd w:fill="auto" w:val="clear"/>
           <w:vertAlign w:val="baseline"/>
           <w:rtl w:val="0"/>
         </w:rPr>
@@ -28935,7 +28673,6 @@
           <w:sz w:val="22"/>
           <w:szCs w:val="22"/>
           <w:u w:val="none"/>
-          <w:shd w:fill="auto" w:val="clear"/>
           <w:vertAlign w:val="baseline"/>
           <w:rtl w:val="0"/>
         </w:rPr>
@@ -28961,7 +28698,6 @@
           <w:sz w:val="22"/>
           <w:szCs w:val="22"/>
           <w:u w:val="none"/>
-          <w:shd w:fill="auto" w:val="clear"/>
           <w:vertAlign w:val="baseline"/>
           <w:rtl w:val="0"/>
         </w:rPr>
@@ -31281,19 +31017,16 @@
           <w:p>
             <w:pPr>
               <w:spacing w:after="0" w:before="0" w:lineRule="auto"/>
-              <w:rPr>
-                <w:highlight w:val="yellow"/>
-              </w:rPr>
+              <w:rPr/>
             </w:pPr>
             <w:r>
               <w:rPr>
                 <w:color w:val="1a1a2e"/>
                 <w:sz w:val="19"/>
                 <w:szCs w:val="19"/>
-                <w:highlight w:val="yellow"/>
-                <w:rtl w:val="0"/>
-              </w:rPr>
-              <w:t xml:space="preserve">Instant micro-lending services rely on user transaction patterns and history to make fast underwriting decisions. LDBP makes this impossible under the current all-access model. This is an acknowledged legitimate hard case. A bank-mediated creditworthiness signal (is_debt_ratio_acceptable) is designated for a future LDBP version.</w:t>
+                <w:rtl w:val="0"/>
+              </w:rPr>
+              <w:t xml:space="preserve">Instant micro-lending services rely on user transaction patterns and history to make fast underwriting decisions. LDBP makes this impossible under the current least-data model. This is an acknowledged legitimate hard case. A bank-mediated creditworthiness signal (is_debt_ratio_acceptable) is designated for a future LDBP version.</w:t>
             </w:r>
             <w:r>
               <w:rPr>
@@ -32491,7 +32224,7 @@
             </w:pPr>
             <w:sdt>
               <w:sdtPr>
-                <w:id w:val="933310513"/>
+                <w:id w:val="-906974028"/>
                 <w:tag w:val="goog_rdk_6"/>
               </w:sdtPr>
               <w:sdtContent>
@@ -33338,9 +33071,7 @@
         <w:spacing w:after="50" w:before="50" w:line="240" w:lineRule="auto"/>
         <w:ind w:left="720" w:right="0" w:hanging="360"/>
         <w:jc w:val="left"/>
-        <w:rPr>
-          <w:highlight w:val="yellow"/>
-        </w:rPr>
+        <w:rPr/>
       </w:pPr>
       <w:r>
         <w:rPr>
@@ -33353,7 +33084,6 @@
           <w:color w:val="1a1a2e"/>
           <w:sz w:val="22"/>
           <w:szCs w:val="22"/>
-          <w:highlight w:val="yellow"/>
           <w:u w:val="none"/>
           <w:vertAlign w:val="baseline"/>
           <w:rtl w:val="0"/>
@@ -33372,7 +33102,6 @@
           <w:color w:val="1a1a2e"/>
           <w:sz w:val="22"/>
           <w:szCs w:val="22"/>
-          <w:highlight w:val="yellow"/>
           <w:u w:val="none"/>
           <w:vertAlign w:val="baseline"/>
           <w:rtl w:val="0"/>
@@ -33406,9 +33135,7 @@
         <w:spacing w:after="50" w:before="50" w:line="240" w:lineRule="auto"/>
         <w:ind w:left="720" w:right="0" w:hanging="360"/>
         <w:jc w:val="left"/>
-        <w:rPr>
-          <w:highlight w:val="yellow"/>
-        </w:rPr>
+        <w:rPr/>
       </w:pPr>
       <w:r>
         <w:rPr>
@@ -33421,7 +33148,6 @@
           <w:color w:val="1a1a2e"/>
           <w:sz w:val="22"/>
           <w:szCs w:val="22"/>
-          <w:highlight w:val="yellow"/>
           <w:u w:val="none"/>
           <w:vertAlign w:val="baseline"/>
           <w:rtl w:val="0"/>
@@ -33440,7 +33166,6 @@
           <w:color w:val="1a1a2e"/>
           <w:sz w:val="22"/>
           <w:szCs w:val="22"/>
-          <w:highlight w:val="yellow"/>
           <w:u w:val="none"/>
           <w:vertAlign w:val="baseline"/>
           <w:rtl w:val="0"/>
@@ -33474,9 +33199,7 @@
         <w:spacing w:after="50" w:before="50" w:line="240" w:lineRule="auto"/>
         <w:ind w:left="720" w:right="0" w:hanging="360"/>
         <w:jc w:val="left"/>
-        <w:rPr>
-          <w:highlight w:val="yellow"/>
-        </w:rPr>
+        <w:rPr/>
       </w:pPr>
       <w:r>
         <w:rPr>
@@ -33489,7 +33212,6 @@
           <w:color w:val="1a1a2e"/>
           <w:sz w:val="22"/>
           <w:szCs w:val="22"/>
-          <w:highlight w:val="yellow"/>
           <w:u w:val="none"/>
           <w:vertAlign w:val="baseline"/>
           <w:rtl w:val="0"/>
@@ -33508,7 +33230,6 @@
           <w:color w:val="1a1a2e"/>
           <w:sz w:val="22"/>
           <w:szCs w:val="22"/>
-          <w:highlight w:val="yellow"/>
           <w:u w:val="none"/>
           <w:vertAlign w:val="baseline"/>
           <w:rtl w:val="0"/>
@@ -33542,9 +33263,7 @@
         <w:spacing w:after="50" w:before="50" w:line="240" w:lineRule="auto"/>
         <w:ind w:left="720" w:right="0" w:hanging="360"/>
         <w:jc w:val="left"/>
-        <w:rPr>
-          <w:highlight w:val="yellow"/>
-        </w:rPr>
+        <w:rPr/>
       </w:pPr>
       <w:r>
         <w:rPr>
@@ -33557,7 +33276,6 @@
           <w:color w:val="1a1a2e"/>
           <w:sz w:val="22"/>
           <w:szCs w:val="22"/>
-          <w:highlight w:val="yellow"/>
           <w:u w:val="none"/>
           <w:vertAlign w:val="baseline"/>
           <w:rtl w:val="0"/>
@@ -33576,7 +33294,6 @@
           <w:color w:val="1a1a2e"/>
           <w:sz w:val="22"/>
           <w:szCs w:val="22"/>
-          <w:highlight w:val="yellow"/>
           <w:u w:val="none"/>
           <w:vertAlign w:val="baseline"/>
           <w:rtl w:val="0"/>
@@ -33610,9 +33327,7 @@
         <w:spacing w:after="50" w:before="50" w:line="240" w:lineRule="auto"/>
         <w:ind w:left="720" w:right="0" w:hanging="360"/>
         <w:jc w:val="left"/>
-        <w:rPr>
-          <w:highlight w:val="yellow"/>
-        </w:rPr>
+        <w:rPr/>
       </w:pPr>
       <w:r>
         <w:rPr>
@@ -33625,7 +33340,6 @@
           <w:color w:val="1a1a2e"/>
           <w:sz w:val="22"/>
           <w:szCs w:val="22"/>
-          <w:highlight w:val="yellow"/>
           <w:u w:val="none"/>
           <w:vertAlign w:val="baseline"/>
           <w:rtl w:val="0"/>
@@ -33644,7 +33358,6 @@
           <w:color w:val="1a1a2e"/>
           <w:sz w:val="22"/>
           <w:szCs w:val="22"/>
-          <w:highlight w:val="yellow"/>
           <w:u w:val="none"/>
           <w:vertAlign w:val="baseline"/>
           <w:rtl w:val="0"/>
@@ -33678,9 +33391,7 @@
         <w:spacing w:after="50" w:before="50" w:line="240" w:lineRule="auto"/>
         <w:ind w:left="720" w:right="0" w:hanging="360"/>
         <w:jc w:val="left"/>
-        <w:rPr>
-          <w:highlight w:val="yellow"/>
-        </w:rPr>
+        <w:rPr/>
       </w:pPr>
       <w:r>
         <w:rPr>
@@ -33693,7 +33404,6 @@
           <w:color w:val="1a1a2e"/>
           <w:sz w:val="22"/>
           <w:szCs w:val="22"/>
-          <w:highlight w:val="yellow"/>
           <w:u w:val="none"/>
           <w:vertAlign w:val="baseline"/>
           <w:rtl w:val="0"/>
@@ -33712,7 +33422,6 @@
           <w:color w:val="1a1a2e"/>
           <w:sz w:val="22"/>
           <w:szCs w:val="22"/>
-          <w:highlight w:val="yellow"/>
           <w:u w:val="none"/>
           <w:vertAlign w:val="baseline"/>
           <w:rtl w:val="0"/>
@@ -34867,7 +34576,7 @@
             </w:r>
             <w:sdt>
               <w:sdtPr>
-                <w:id w:val="-484344748"/>
+                <w:id w:val="-550229030"/>
                 <w:tag w:val="goog_rdk_7"/>
               </w:sdtPr>
               <w:sdtContent>
@@ -34917,7 +34626,7 @@
             </w:r>
             <w:sdt>
               <w:sdtPr>
-                <w:id w:val="503563120"/>
+                <w:id w:val="2026945249"/>
                 <w:tag w:val="goog_rdk_8"/>
               </w:sdtPr>
               <w:sdtContent>
@@ -37896,7 +37605,7 @@
 
 <file path=customXML/item1.xml><?xml version="1.0" encoding="utf-8"?>
 <go:gDocsCustomXmlDataStorage xmlns:go="http://customooxmlschemas.google.com/" xmlns:r="http://schemas.openxmlformats.org/officeDocument/2006/relationships" uri="GoogleDocsCustomDataVersion2">
-  <go:docsCustomData xmlns:go="http://customooxmlschemas.google.com/" roundtripDataSignature="AMtx7miOIAGjj8Se94xufz8YbZoHpy4Uvw==">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</go:docsCustomData>
+  <go:docsCustomData xmlns:go="http://customooxmlschemas.google.com/" roundtripDataSignature="AMtx7mgknzXMDD90kerJBDjtT7kHjjETqQ==">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</go:docsCustomData>
 </go:gDocsCustomXmlDataStorage>
 </file>
 
